--- a/Backend/Director_Disclosure/Output_Disclosures/2024-25/ADANI_PETRONET__DAHEJ__PORT_LIMITED/MBP-1/MBP1_KARAN_GAUTAM_ADANI_03088095.docx
+++ b/Backend/Director_Disclosure/Output_Disclosures/2024-25/ADANI_PETRONET__DAHEJ__PORT_LIMITED/MBP-1/MBP1_KARAN_GAUTAM_ADANI_03088095.docx
@@ -93,268 +93,13 @@
     </w:p>
     <w:p>
       <w:pPr>
-        <w:spacing w:before="0" w:after="0"/>
-        <w:jc w:val="left"/>
-      </w:pPr>
-      <w:r>
-        <w:rPr>
-          <w:rFonts w:ascii="Adani" w:hAnsi="Adani"/>
-          <w:b w:val="0"/>
-          <w:sz w:val="20"/>
-          <w:u w:val="none"/>
-        </w:rPr>
-        <w:t>ADANI GCC LIMITED</w:t>
-      </w:r>
-    </w:p>
-    <w:p>
-      <w:pPr>
-        <w:spacing w:before="0" w:after="0"/>
-        <w:jc w:val="left"/>
-      </w:pPr>
-      <w:r>
-        <w:rPr>
-          <w:rFonts w:ascii="Adani" w:hAnsi="Adani"/>
-          <w:b w:val="0"/>
-          <w:sz w:val="20"/>
-          <w:u w:val="none"/>
-        </w:rPr>
-        <w:t>ACC LIMITED</w:t>
-      </w:r>
-    </w:p>
-    <w:p>
-      <w:pPr>
-        <w:spacing w:before="0" w:after="0"/>
-        <w:jc w:val="left"/>
-      </w:pPr>
-      <w:r>
-        <w:rPr>
-          <w:rFonts w:ascii="Adani" w:hAnsi="Adani"/>
-          <w:b w:val="0"/>
-          <w:sz w:val="20"/>
-          <w:u w:val="none"/>
-        </w:rPr>
-        <w:t>AMBUJA CEMENTS LIMITED</w:t>
-      </w:r>
-    </w:p>
-    <w:p>
-      <w:pPr>
-        <w:spacing w:before="0" w:after="0"/>
-        <w:jc w:val="left"/>
-      </w:pPr>
-      <w:r>
-        <w:rPr>
-          <w:rFonts w:ascii="Adani" w:hAnsi="Adani"/>
-          <w:b w:val="0"/>
-          <w:sz w:val="20"/>
-          <w:u w:val="none"/>
-        </w:rPr>
-        <w:t>ADANI GANGAVARAM PORT LIMITED</w:t>
-      </w:r>
-    </w:p>
-    <w:p>
-      <w:pPr>
-        <w:spacing w:before="0" w:after="0"/>
-        <w:jc w:val="left"/>
-      </w:pPr>
-      <w:r>
-        <w:rPr>
-          <w:rFonts w:ascii="Adani" w:hAnsi="Adani"/>
-          <w:b w:val="0"/>
-          <w:sz w:val="20"/>
-          <w:u w:val="none"/>
-        </w:rPr>
-        <w:t>MARINE INFRASTRUCTURE DEVELOPER PRIVATE LIMITED</w:t>
-      </w:r>
-    </w:p>
-    <w:p>
-      <w:pPr>
-        <w:spacing w:before="0" w:after="0"/>
-        <w:jc w:val="left"/>
-      </w:pPr>
-      <w:r>
-        <w:rPr>
-          <w:rFonts w:ascii="Adani" w:hAnsi="Adani"/>
-          <w:b w:val="0"/>
-          <w:sz w:val="20"/>
-          <w:u w:val="none"/>
-        </w:rPr>
-        <w:t>ADANI AIRPORT HOLDINGS LIMITED</w:t>
-      </w:r>
-    </w:p>
-    <w:p>
-      <w:pPr>
-        <w:spacing w:before="0" w:after="0"/>
-        <w:jc w:val="left"/>
-      </w:pPr>
-      <w:r>
-        <w:rPr>
-          <w:rFonts w:ascii="Adani" w:hAnsi="Adani"/>
-          <w:b w:val="0"/>
-          <w:sz w:val="20"/>
-          <w:u w:val="none"/>
-        </w:rPr>
-        <w:t>ADANI INFRACON LLP</w:t>
-      </w:r>
-    </w:p>
-    <w:p>
-      <w:pPr>
-        <w:spacing w:before="0" w:after="0"/>
-        <w:jc w:val="left"/>
-      </w:pPr>
-      <w:r>
-        <w:rPr>
-          <w:rFonts w:ascii="Adani" w:hAnsi="Adani"/>
-          <w:b w:val="0"/>
-          <w:sz w:val="20"/>
-          <w:u w:val="none"/>
-        </w:rPr>
-        <w:t>ADANI PORTS AND SPECIAL ECONOMIC ZONE LIMITED</w:t>
-      </w:r>
-    </w:p>
-    <w:p>
-      <w:pPr>
-        <w:spacing w:before="0" w:after="0"/>
-        <w:jc w:val="left"/>
-      </w:pPr>
-      <w:r>
-        <w:rPr>
-          <w:rFonts w:ascii="Adani" w:hAnsi="Adani"/>
-          <w:b w:val="0"/>
-          <w:sz w:val="20"/>
-          <w:u w:val="none"/>
-        </w:rPr>
-        <w:t>ADANI TOTAL PRIVATE LIMITED</w:t>
-      </w:r>
-    </w:p>
-    <w:p>
-      <w:pPr>
-        <w:spacing w:before="0" w:after="0"/>
-        <w:jc w:val="left"/>
-      </w:pPr>
-      <w:r>
-        <w:rPr>
-          <w:rFonts w:ascii="Adani" w:hAnsi="Adani"/>
-          <w:b w:val="0"/>
-          <w:sz w:val="20"/>
-          <w:u w:val="none"/>
-        </w:rPr>
-        <w:t>ADANI KANDLA BULK TERMINAL PRIVATE LIMITED</w:t>
-      </w:r>
-    </w:p>
-    <w:p>
-      <w:pPr>
-        <w:spacing w:before="0" w:after="0"/>
-        <w:jc w:val="left"/>
-      </w:pPr>
-      <w:r>
-        <w:rPr>
-          <w:rFonts w:ascii="Adani" w:hAnsi="Adani"/>
-          <w:b w:val="0"/>
-          <w:sz w:val="20"/>
-          <w:u w:val="none"/>
-        </w:rPr>
-        <w:t>ADANI ENNORE CONTAINER TERMINAL PRIVATE LIMITED</w:t>
-      </w:r>
-    </w:p>
-    <w:p>
-      <w:pPr>
-        <w:spacing w:before="0" w:after="0"/>
-        <w:jc w:val="left"/>
-      </w:pPr>
-      <w:r>
-        <w:rPr>
-          <w:rFonts w:ascii="Adani" w:hAnsi="Adani"/>
-          <w:b w:val="0"/>
-          <w:sz w:val="20"/>
-          <w:u w:val="none"/>
-        </w:rPr>
-        <w:t>ADANI KATTUPALLI PORT LIMITED</w:t>
-      </w:r>
-    </w:p>
-    <w:p>
-      <w:pPr>
-        <w:spacing w:before="0" w:after="0"/>
-        <w:jc w:val="left"/>
-      </w:pPr>
-      <w:r>
-        <w:rPr>
-          <w:rFonts w:ascii="Adani" w:hAnsi="Adani"/>
-          <w:b w:val="0"/>
-          <w:sz w:val="20"/>
-          <w:u w:val="none"/>
-        </w:rPr>
-        <w:t>ADANI VIZHINJAM PORT PRIVATE LIMITED</w:t>
-      </w:r>
-    </w:p>
-    <w:p>
-      <w:pPr>
-        <w:spacing w:before="0" w:after="0"/>
-        <w:jc w:val="left"/>
-      </w:pPr>
-      <w:r>
-        <w:rPr>
-          <w:rFonts w:ascii="Adani" w:hAnsi="Adani"/>
-          <w:b w:val="0"/>
-          <w:sz w:val="20"/>
-          <w:u w:val="none"/>
-        </w:rPr>
-        <w:t>ADANI HAZIRA PORT LIMITED</w:t>
-      </w:r>
-    </w:p>
-    <w:p>
-      <w:pPr>
-        <w:spacing w:before="0" w:after="0"/>
-        <w:jc w:val="left"/>
-      </w:pPr>
-      <w:r>
-        <w:rPr>
-          <w:rFonts w:ascii="Adani" w:hAnsi="Adani"/>
-          <w:b w:val="0"/>
-          <w:sz w:val="20"/>
-          <w:u w:val="none"/>
-        </w:rPr>
-        <w:t>THE DHAMRA PORT COMPANY LIMITED</w:t>
-      </w:r>
-    </w:p>
-    <w:p>
-      <w:pPr>
-        <w:spacing w:before="0" w:after="0"/>
-        <w:jc w:val="left"/>
-      </w:pPr>
-      <w:r>
-        <w:rPr>
-          <w:rFonts w:ascii="Adani" w:hAnsi="Adani"/>
-          <w:b w:val="0"/>
-          <w:sz w:val="20"/>
-          <w:u w:val="none"/>
-        </w:rPr>
-        <w:t>ADANI PROPERTIES PRIVATE LIMITED</w:t>
-      </w:r>
-    </w:p>
-    <w:p>
-      <w:pPr>
-        <w:spacing w:before="0" w:after="0"/>
-        <w:jc w:val="left"/>
-      </w:pPr>
-      <w:r>
-        <w:rPr>
-          <w:rFonts w:ascii="Adani" w:hAnsi="Adani"/>
-          <w:b w:val="0"/>
-          <w:sz w:val="20"/>
-          <w:u w:val="none"/>
-        </w:rPr>
-        <w:t>ADANI AGRO PRIVATE LIMITED</w:t>
-      </w:r>
-    </w:p>
-    <w:p>
-      <w:pPr>
         <w:spacing w:before="0" w:after="160"/>
         <w:jc w:val="left"/>
       </w:pPr>
       <w:r>
         <w:rPr>
           <w:rFonts w:ascii="Adani" w:hAnsi="Adani"/>
-          <w:b w:val="0"/>
+          <w:b/>
           <w:sz w:val="20"/>
           <w:u w:val="none"/>
         </w:rPr>
@@ -1070,432 +815,6 @@
                 <w:sz w:val="18"/>
                 <w:u w:val="none"/>
               </w:rPr>
-              <w:t>ADANI GANGAVARAM PORT LIMITED</w:t>
-            </w:r>
-          </w:p>
-        </w:tc>
-        <w:tc>
-          <w:tcPr>
-            <w:tcW w:type="dxa" w:w="1814"/>
-            <w:shd w:val="clear" w:color="auto" w:fill="FFFFFF"/>
-            <w:tcBorders>
-              <w:top w:val="single" w:sz="4" w:space="0" w:color="000000"/>
-              <w:left w:val="single" w:sz="4" w:space="0" w:color="000000"/>
-              <w:bottom w:val="single" w:sz="4" w:space="0" w:color="000000"/>
-              <w:right w:val="single" w:sz="4" w:space="0" w:color="000000"/>
-            </w:tcBorders>
-            <w:vAlign w:val="center"/>
-          </w:tcPr>
-          <w:p>
-            <w:pPr>
-              <w:spacing w:before="40" w:after="40"/>
-              <w:jc w:val="left"/>
-            </w:pPr>
-            <w:r>
-              <w:rPr>
-                <w:rFonts w:ascii="Adani" w:hAnsi="Adani"/>
-                <w:b w:val="0"/>
-                <w:sz w:val="18"/>
-                <w:u w:val="none"/>
-              </w:rPr>
-              <w:t>Director</w:t>
-            </w:r>
-          </w:p>
-        </w:tc>
-        <w:tc>
-          <w:tcPr>
-            <w:tcW w:type="dxa" w:w="1020"/>
-            <w:shd w:val="clear" w:color="auto" w:fill="FFFFFF"/>
-            <w:tcBorders>
-              <w:top w:val="single" w:sz="4" w:space="0" w:color="000000"/>
-              <w:left w:val="single" w:sz="4" w:space="0" w:color="000000"/>
-              <w:bottom w:val="single" w:sz="4" w:space="0" w:color="000000"/>
-              <w:right w:val="single" w:sz="4" w:space="0" w:color="000000"/>
-            </w:tcBorders>
-            <w:vAlign w:val="center"/>
-          </w:tcPr>
-          <w:p>
-            <w:pPr>
-              <w:spacing w:before="40" w:after="40"/>
-              <w:jc w:val="left"/>
-            </w:pPr>
-            <w:r>
-              <w:rPr>
-                <w:rFonts w:ascii="Adani" w:hAnsi="Adani"/>
-                <w:b w:val="0"/>
-                <w:sz w:val="18"/>
-                <w:u w:val="none"/>
-              </w:rPr>
-              <w:t>NIL</w:t>
-            </w:r>
-          </w:p>
-        </w:tc>
-        <w:tc>
-          <w:tcPr>
-            <w:tcW w:type="dxa" w:w="1247"/>
-            <w:shd w:val="clear" w:color="auto" w:fill="FFFFFF"/>
-            <w:tcBorders>
-              <w:top w:val="single" w:sz="4" w:space="0" w:color="000000"/>
-              <w:left w:val="single" w:sz="4" w:space="0" w:color="000000"/>
-              <w:bottom w:val="single" w:sz="4" w:space="0" w:color="000000"/>
-              <w:right w:val="single" w:sz="4" w:space="0" w:color="000000"/>
-            </w:tcBorders>
-            <w:vAlign w:val="center"/>
-          </w:tcPr>
-          <w:p>
-            <w:pPr>
-              <w:spacing w:before="40" w:after="40"/>
-              <w:jc w:val="left"/>
-            </w:pPr>
-            <w:r>
-              <w:rPr>
-                <w:rFonts w:ascii="Adani" w:hAnsi="Adani"/>
-                <w:b w:val="0"/>
-                <w:sz w:val="18"/>
-                <w:u w:val="none"/>
-              </w:rPr>
-              <w:t>14/07/2021</w:t>
-            </w:r>
-          </w:p>
-        </w:tc>
-      </w:tr>
-      <w:tr>
-        <w:tc>
-          <w:tcPr>
-            <w:tcW w:type="dxa" w:w="680"/>
-            <w:shd w:val="clear" w:color="auto" w:fill="FFFFFF"/>
-            <w:tcBorders>
-              <w:top w:val="single" w:sz="4" w:space="0" w:color="000000"/>
-              <w:left w:val="single" w:sz="4" w:space="0" w:color="000000"/>
-              <w:bottom w:val="single" w:sz="4" w:space="0" w:color="000000"/>
-              <w:right w:val="single" w:sz="4" w:space="0" w:color="000000"/>
-            </w:tcBorders>
-            <w:vAlign w:val="center"/>
-          </w:tcPr>
-          <w:p>
-            <w:pPr>
-              <w:spacing w:before="40" w:after="40"/>
-              <w:jc w:val="left"/>
-            </w:pPr>
-            <w:r>
-              <w:rPr>
-                <w:rFonts w:ascii="Adani" w:hAnsi="Adani"/>
-                <w:b w:val="0"/>
-                <w:sz w:val="18"/>
-                <w:u w:val="none"/>
-              </w:rPr>
-              <w:t>5</w:t>
-            </w:r>
-          </w:p>
-        </w:tc>
-        <w:tc>
-          <w:tcPr>
-            <w:tcW w:type="dxa" w:w="3969"/>
-            <w:shd w:val="clear" w:color="auto" w:fill="FFFFFF"/>
-            <w:tcBorders>
-              <w:top w:val="single" w:sz="4" w:space="0" w:color="000000"/>
-              <w:left w:val="single" w:sz="4" w:space="0" w:color="000000"/>
-              <w:bottom w:val="single" w:sz="4" w:space="0" w:color="000000"/>
-              <w:right w:val="single" w:sz="4" w:space="0" w:color="000000"/>
-            </w:tcBorders>
-            <w:vAlign w:val="center"/>
-          </w:tcPr>
-          <w:p>
-            <w:pPr>
-              <w:spacing w:before="40" w:after="40"/>
-              <w:jc w:val="left"/>
-            </w:pPr>
-            <w:r>
-              <w:rPr>
-                <w:rFonts w:ascii="Adani" w:hAnsi="Adani"/>
-                <w:b w:val="0"/>
-                <w:sz w:val="18"/>
-                <w:u w:val="none"/>
-              </w:rPr>
-              <w:t>MARINE INFRASTRUCTURE DEVELOPER PRIVATE LIMITED</w:t>
-            </w:r>
-          </w:p>
-        </w:tc>
-        <w:tc>
-          <w:tcPr>
-            <w:tcW w:type="dxa" w:w="1814"/>
-            <w:shd w:val="clear" w:color="auto" w:fill="FFFFFF"/>
-            <w:tcBorders>
-              <w:top w:val="single" w:sz="4" w:space="0" w:color="000000"/>
-              <w:left w:val="single" w:sz="4" w:space="0" w:color="000000"/>
-              <w:bottom w:val="single" w:sz="4" w:space="0" w:color="000000"/>
-              <w:right w:val="single" w:sz="4" w:space="0" w:color="000000"/>
-            </w:tcBorders>
-            <w:vAlign w:val="center"/>
-          </w:tcPr>
-          <w:p>
-            <w:pPr>
-              <w:spacing w:before="40" w:after="40"/>
-              <w:jc w:val="left"/>
-            </w:pPr>
-            <w:r>
-              <w:rPr>
-                <w:rFonts w:ascii="Adani" w:hAnsi="Adani"/>
-                <w:b w:val="0"/>
-                <w:sz w:val="18"/>
-                <w:u w:val="none"/>
-              </w:rPr>
-              <w:t>Director</w:t>
-            </w:r>
-          </w:p>
-        </w:tc>
-        <w:tc>
-          <w:tcPr>
-            <w:tcW w:type="dxa" w:w="1020"/>
-            <w:shd w:val="clear" w:color="auto" w:fill="FFFFFF"/>
-            <w:tcBorders>
-              <w:top w:val="single" w:sz="4" w:space="0" w:color="000000"/>
-              <w:left w:val="single" w:sz="4" w:space="0" w:color="000000"/>
-              <w:bottom w:val="single" w:sz="4" w:space="0" w:color="000000"/>
-              <w:right w:val="single" w:sz="4" w:space="0" w:color="000000"/>
-            </w:tcBorders>
-            <w:vAlign w:val="center"/>
-          </w:tcPr>
-          <w:p>
-            <w:pPr>
-              <w:spacing w:before="40" w:after="40"/>
-              <w:jc w:val="left"/>
-            </w:pPr>
-            <w:r>
-              <w:rPr>
-                <w:rFonts w:ascii="Adani" w:hAnsi="Adani"/>
-                <w:b w:val="0"/>
-                <w:sz w:val="18"/>
-                <w:u w:val="none"/>
-              </w:rPr>
-              <w:t>NIL</w:t>
-            </w:r>
-          </w:p>
-        </w:tc>
-        <w:tc>
-          <w:tcPr>
-            <w:tcW w:type="dxa" w:w="1247"/>
-            <w:shd w:val="clear" w:color="auto" w:fill="FFFFFF"/>
-            <w:tcBorders>
-              <w:top w:val="single" w:sz="4" w:space="0" w:color="000000"/>
-              <w:left w:val="single" w:sz="4" w:space="0" w:color="000000"/>
-              <w:bottom w:val="single" w:sz="4" w:space="0" w:color="000000"/>
-              <w:right w:val="single" w:sz="4" w:space="0" w:color="000000"/>
-            </w:tcBorders>
-            <w:vAlign w:val="center"/>
-          </w:tcPr>
-          <w:p>
-            <w:pPr>
-              <w:spacing w:before="40" w:after="40"/>
-              <w:jc w:val="left"/>
-            </w:pPr>
-            <w:r>
-              <w:rPr>
-                <w:rFonts w:ascii="Adani" w:hAnsi="Adani"/>
-                <w:b w:val="0"/>
-                <w:sz w:val="18"/>
-                <w:u w:val="none"/>
-              </w:rPr>
-              <w:t>06/05/2021</w:t>
-            </w:r>
-          </w:p>
-        </w:tc>
-      </w:tr>
-      <w:tr>
-        <w:tc>
-          <w:tcPr>
-            <w:tcW w:type="dxa" w:w="680"/>
-            <w:shd w:val="clear" w:color="auto" w:fill="FFFFFF"/>
-            <w:tcBorders>
-              <w:top w:val="single" w:sz="4" w:space="0" w:color="000000"/>
-              <w:left w:val="single" w:sz="4" w:space="0" w:color="000000"/>
-              <w:bottom w:val="single" w:sz="4" w:space="0" w:color="000000"/>
-              <w:right w:val="single" w:sz="4" w:space="0" w:color="000000"/>
-            </w:tcBorders>
-            <w:vAlign w:val="center"/>
-          </w:tcPr>
-          <w:p>
-            <w:pPr>
-              <w:spacing w:before="40" w:after="40"/>
-              <w:jc w:val="left"/>
-            </w:pPr>
-            <w:r>
-              <w:rPr>
-                <w:rFonts w:ascii="Adani" w:hAnsi="Adani"/>
-                <w:b w:val="0"/>
-                <w:sz w:val="18"/>
-                <w:u w:val="none"/>
-              </w:rPr>
-              <w:t>6</w:t>
-            </w:r>
-          </w:p>
-        </w:tc>
-        <w:tc>
-          <w:tcPr>
-            <w:tcW w:type="dxa" w:w="3969"/>
-            <w:shd w:val="clear" w:color="auto" w:fill="FFFFFF"/>
-            <w:tcBorders>
-              <w:top w:val="single" w:sz="4" w:space="0" w:color="000000"/>
-              <w:left w:val="single" w:sz="4" w:space="0" w:color="000000"/>
-              <w:bottom w:val="single" w:sz="4" w:space="0" w:color="000000"/>
-              <w:right w:val="single" w:sz="4" w:space="0" w:color="000000"/>
-            </w:tcBorders>
-            <w:vAlign w:val="center"/>
-          </w:tcPr>
-          <w:p>
-            <w:pPr>
-              <w:spacing w:before="40" w:after="40"/>
-              <w:jc w:val="left"/>
-            </w:pPr>
-            <w:r>
-              <w:rPr>
-                <w:rFonts w:ascii="Adani" w:hAnsi="Adani"/>
-                <w:b w:val="0"/>
-                <w:sz w:val="18"/>
-                <w:u w:val="none"/>
-              </w:rPr>
-              <w:t>ADANI AIRPORT HOLDINGS LIMITED</w:t>
-            </w:r>
-          </w:p>
-        </w:tc>
-        <w:tc>
-          <w:tcPr>
-            <w:tcW w:type="dxa" w:w="1814"/>
-            <w:shd w:val="clear" w:color="auto" w:fill="FFFFFF"/>
-            <w:tcBorders>
-              <w:top w:val="single" w:sz="4" w:space="0" w:color="000000"/>
-              <w:left w:val="single" w:sz="4" w:space="0" w:color="000000"/>
-              <w:bottom w:val="single" w:sz="4" w:space="0" w:color="000000"/>
-              <w:right w:val="single" w:sz="4" w:space="0" w:color="000000"/>
-            </w:tcBorders>
-            <w:vAlign w:val="center"/>
-          </w:tcPr>
-          <w:p>
-            <w:pPr>
-              <w:spacing w:before="40" w:after="40"/>
-              <w:jc w:val="left"/>
-            </w:pPr>
-            <w:r>
-              <w:rPr>
-                <w:rFonts w:ascii="Adani" w:hAnsi="Adani"/>
-                <w:b w:val="0"/>
-                <w:sz w:val="18"/>
-                <w:u w:val="none"/>
-              </w:rPr>
-              <w:t>Director</w:t>
-            </w:r>
-          </w:p>
-        </w:tc>
-        <w:tc>
-          <w:tcPr>
-            <w:tcW w:type="dxa" w:w="1020"/>
-            <w:shd w:val="clear" w:color="auto" w:fill="FFFFFF"/>
-            <w:tcBorders>
-              <w:top w:val="single" w:sz="4" w:space="0" w:color="000000"/>
-              <w:left w:val="single" w:sz="4" w:space="0" w:color="000000"/>
-              <w:bottom w:val="single" w:sz="4" w:space="0" w:color="000000"/>
-              <w:right w:val="single" w:sz="4" w:space="0" w:color="000000"/>
-            </w:tcBorders>
-            <w:vAlign w:val="center"/>
-          </w:tcPr>
-          <w:p>
-            <w:pPr>
-              <w:spacing w:before="40" w:after="40"/>
-              <w:jc w:val="left"/>
-            </w:pPr>
-            <w:r>
-              <w:rPr>
-                <w:rFonts w:ascii="Adani" w:hAnsi="Adani"/>
-                <w:b w:val="0"/>
-                <w:sz w:val="18"/>
-                <w:u w:val="none"/>
-              </w:rPr>
-              <w:t>NIL</w:t>
-            </w:r>
-          </w:p>
-        </w:tc>
-        <w:tc>
-          <w:tcPr>
-            <w:tcW w:type="dxa" w:w="1247"/>
-            <w:shd w:val="clear" w:color="auto" w:fill="FFFFFF"/>
-            <w:tcBorders>
-              <w:top w:val="single" w:sz="4" w:space="0" w:color="000000"/>
-              <w:left w:val="single" w:sz="4" w:space="0" w:color="000000"/>
-              <w:bottom w:val="single" w:sz="4" w:space="0" w:color="000000"/>
-              <w:right w:val="single" w:sz="4" w:space="0" w:color="000000"/>
-            </w:tcBorders>
-            <w:vAlign w:val="center"/>
-          </w:tcPr>
-          <w:p>
-            <w:pPr>
-              <w:spacing w:before="40" w:after="40"/>
-              <w:jc w:val="left"/>
-            </w:pPr>
-            <w:r>
-              <w:rPr>
-                <w:rFonts w:ascii="Adani" w:hAnsi="Adani"/>
-                <w:b w:val="0"/>
-                <w:sz w:val="18"/>
-                <w:u w:val="none"/>
-              </w:rPr>
-              <w:t>02/08/2019</w:t>
-            </w:r>
-          </w:p>
-        </w:tc>
-      </w:tr>
-      <w:tr>
-        <w:tc>
-          <w:tcPr>
-            <w:tcW w:type="dxa" w:w="680"/>
-            <w:shd w:val="clear" w:color="auto" w:fill="FFFFFF"/>
-            <w:tcBorders>
-              <w:top w:val="single" w:sz="4" w:space="0" w:color="000000"/>
-              <w:left w:val="single" w:sz="4" w:space="0" w:color="000000"/>
-              <w:bottom w:val="single" w:sz="4" w:space="0" w:color="000000"/>
-              <w:right w:val="single" w:sz="4" w:space="0" w:color="000000"/>
-            </w:tcBorders>
-            <w:vAlign w:val="center"/>
-          </w:tcPr>
-          <w:p>
-            <w:pPr>
-              <w:spacing w:before="40" w:after="40"/>
-              <w:jc w:val="left"/>
-            </w:pPr>
-            <w:r>
-              <w:rPr>
-                <w:rFonts w:ascii="Adani" w:hAnsi="Adani"/>
-                <w:b w:val="0"/>
-                <w:sz w:val="18"/>
-                <w:u w:val="none"/>
-              </w:rPr>
-              <w:t>7</w:t>
-            </w:r>
-          </w:p>
-        </w:tc>
-        <w:tc>
-          <w:tcPr>
-            <w:tcW w:type="dxa" w:w="3969"/>
-            <w:shd w:val="clear" w:color="auto" w:fill="FFFFFF"/>
-            <w:tcBorders>
-              <w:top w:val="single" w:sz="4" w:space="0" w:color="000000"/>
-              <w:left w:val="single" w:sz="4" w:space="0" w:color="000000"/>
-              <w:bottom w:val="single" w:sz="4" w:space="0" w:color="000000"/>
-              <w:right w:val="single" w:sz="4" w:space="0" w:color="000000"/>
-            </w:tcBorders>
-            <w:vAlign w:val="center"/>
-          </w:tcPr>
-          <w:p>
-            <w:pPr>
-              <w:spacing w:before="40" w:after="40"/>
-              <w:jc w:val="left"/>
-            </w:pPr>
-            <w:r>
-              <w:rPr>
-                <w:rFonts w:ascii="Adani" w:hAnsi="Adani"/>
-                <w:b w:val="0"/>
-                <w:sz w:val="18"/>
-                <w:u w:val="none"/>
-              </w:rPr>
               <w:t>ADANI INFRACON LLP</w:t>
             </w:r>
           </w:p>
@@ -1610,7 +929,7 @@
                 <w:sz w:val="18"/>
                 <w:u w:val="none"/>
               </w:rPr>
-              <w:t>8</w:t>
+              <w:t>5</w:t>
             </w:r>
           </w:p>
         </w:tc>
@@ -1752,1143 +1071,7 @@
                 <w:sz w:val="18"/>
                 <w:u w:val="none"/>
               </w:rPr>
-              <w:t>9</w:t>
-            </w:r>
-          </w:p>
-        </w:tc>
-        <w:tc>
-          <w:tcPr>
-            <w:tcW w:type="dxa" w:w="3969"/>
-            <w:shd w:val="clear" w:color="auto" w:fill="FFFFFF"/>
-            <w:tcBorders>
-              <w:top w:val="single" w:sz="4" w:space="0" w:color="000000"/>
-              <w:left w:val="single" w:sz="4" w:space="0" w:color="000000"/>
-              <w:bottom w:val="single" w:sz="4" w:space="0" w:color="000000"/>
-              <w:right w:val="single" w:sz="4" w:space="0" w:color="000000"/>
-            </w:tcBorders>
-            <w:vAlign w:val="center"/>
-          </w:tcPr>
-          <w:p>
-            <w:pPr>
-              <w:spacing w:before="40" w:after="40"/>
-              <w:jc w:val="left"/>
-            </w:pPr>
-            <w:r>
-              <w:rPr>
-                <w:rFonts w:ascii="Adani" w:hAnsi="Adani"/>
-                <w:b w:val="0"/>
-                <w:sz w:val="18"/>
-                <w:u w:val="none"/>
-              </w:rPr>
-              <w:t>ADANI TOTAL PRIVATE LIMITED</w:t>
-            </w:r>
-          </w:p>
-        </w:tc>
-        <w:tc>
-          <w:tcPr>
-            <w:tcW w:type="dxa" w:w="1814"/>
-            <w:shd w:val="clear" w:color="auto" w:fill="FFFFFF"/>
-            <w:tcBorders>
-              <w:top w:val="single" w:sz="4" w:space="0" w:color="000000"/>
-              <w:left w:val="single" w:sz="4" w:space="0" w:color="000000"/>
-              <w:bottom w:val="single" w:sz="4" w:space="0" w:color="000000"/>
-              <w:right w:val="single" w:sz="4" w:space="0" w:color="000000"/>
-            </w:tcBorders>
-            <w:vAlign w:val="center"/>
-          </w:tcPr>
-          <w:p>
-            <w:pPr>
-              <w:spacing w:before="40" w:after="40"/>
-              <w:jc w:val="left"/>
-            </w:pPr>
-            <w:r>
-              <w:rPr>
-                <w:rFonts w:ascii="Adani" w:hAnsi="Adani"/>
-                <w:b w:val="0"/>
-                <w:sz w:val="18"/>
-                <w:u w:val="none"/>
-              </w:rPr>
-              <w:t>Director</w:t>
-            </w:r>
-          </w:p>
-        </w:tc>
-        <w:tc>
-          <w:tcPr>
-            <w:tcW w:type="dxa" w:w="1020"/>
-            <w:shd w:val="clear" w:color="auto" w:fill="FFFFFF"/>
-            <w:tcBorders>
-              <w:top w:val="single" w:sz="4" w:space="0" w:color="000000"/>
-              <w:left w:val="single" w:sz="4" w:space="0" w:color="000000"/>
-              <w:bottom w:val="single" w:sz="4" w:space="0" w:color="000000"/>
-              <w:right w:val="single" w:sz="4" w:space="0" w:color="000000"/>
-            </w:tcBorders>
-            <w:vAlign w:val="center"/>
-          </w:tcPr>
-          <w:p>
-            <w:pPr>
-              <w:spacing w:before="40" w:after="40"/>
-              <w:jc w:val="left"/>
-            </w:pPr>
-            <w:r>
-              <w:rPr>
-                <w:rFonts w:ascii="Adani" w:hAnsi="Adani"/>
-                <w:b w:val="0"/>
-                <w:sz w:val="18"/>
-                <w:u w:val="none"/>
-              </w:rPr>
-              <w:t>NIL</w:t>
-            </w:r>
-          </w:p>
-        </w:tc>
-        <w:tc>
-          <w:tcPr>
-            <w:tcW w:type="dxa" w:w="1247"/>
-            <w:shd w:val="clear" w:color="auto" w:fill="FFFFFF"/>
-            <w:tcBorders>
-              <w:top w:val="single" w:sz="4" w:space="0" w:color="000000"/>
-              <w:left w:val="single" w:sz="4" w:space="0" w:color="000000"/>
-              <w:bottom w:val="single" w:sz="4" w:space="0" w:color="000000"/>
-              <w:right w:val="single" w:sz="4" w:space="0" w:color="000000"/>
-            </w:tcBorders>
-            <w:vAlign w:val="center"/>
-          </w:tcPr>
-          <w:p>
-            <w:pPr>
-              <w:spacing w:before="40" w:after="40"/>
-              <w:jc w:val="left"/>
-            </w:pPr>
-            <w:r>
-              <w:rPr>
-                <w:rFonts w:ascii="Adani" w:hAnsi="Adani"/>
-                <w:b w:val="0"/>
-                <w:sz w:val="18"/>
-                <w:u w:val="none"/>
-              </w:rPr>
-              <w:t>26/04/2016</w:t>
-            </w:r>
-          </w:p>
-        </w:tc>
-      </w:tr>
-      <w:tr>
-        <w:tc>
-          <w:tcPr>
-            <w:tcW w:type="dxa" w:w="680"/>
-            <w:shd w:val="clear" w:color="auto" w:fill="FFFFFF"/>
-            <w:tcBorders>
-              <w:top w:val="single" w:sz="4" w:space="0" w:color="000000"/>
-              <w:left w:val="single" w:sz="4" w:space="0" w:color="000000"/>
-              <w:bottom w:val="single" w:sz="4" w:space="0" w:color="000000"/>
-              <w:right w:val="single" w:sz="4" w:space="0" w:color="000000"/>
-            </w:tcBorders>
-            <w:vAlign w:val="center"/>
-          </w:tcPr>
-          <w:p>
-            <w:pPr>
-              <w:spacing w:before="40" w:after="40"/>
-              <w:jc w:val="left"/>
-            </w:pPr>
-            <w:r>
-              <w:rPr>
-                <w:rFonts w:ascii="Adani" w:hAnsi="Adani"/>
-                <w:b w:val="0"/>
-                <w:sz w:val="18"/>
-                <w:u w:val="none"/>
-              </w:rPr>
-              <w:t>10</w:t>
-            </w:r>
-          </w:p>
-        </w:tc>
-        <w:tc>
-          <w:tcPr>
-            <w:tcW w:type="dxa" w:w="3969"/>
-            <w:shd w:val="clear" w:color="auto" w:fill="FFFFFF"/>
-            <w:tcBorders>
-              <w:top w:val="single" w:sz="4" w:space="0" w:color="000000"/>
-              <w:left w:val="single" w:sz="4" w:space="0" w:color="000000"/>
-              <w:bottom w:val="single" w:sz="4" w:space="0" w:color="000000"/>
-              <w:right w:val="single" w:sz="4" w:space="0" w:color="000000"/>
-            </w:tcBorders>
-            <w:vAlign w:val="center"/>
-          </w:tcPr>
-          <w:p>
-            <w:pPr>
-              <w:spacing w:before="40" w:after="40"/>
-              <w:jc w:val="left"/>
-            </w:pPr>
-            <w:r>
-              <w:rPr>
-                <w:rFonts w:ascii="Adani" w:hAnsi="Adani"/>
-                <w:b w:val="0"/>
-                <w:sz w:val="18"/>
-                <w:u w:val="none"/>
-              </w:rPr>
-              <w:t>ADANI KANDLA BULK TERMINAL PRIVATE LIMITED</w:t>
-            </w:r>
-          </w:p>
-        </w:tc>
-        <w:tc>
-          <w:tcPr>
-            <w:tcW w:type="dxa" w:w="1814"/>
-            <w:shd w:val="clear" w:color="auto" w:fill="FFFFFF"/>
-            <w:tcBorders>
-              <w:top w:val="single" w:sz="4" w:space="0" w:color="000000"/>
-              <w:left w:val="single" w:sz="4" w:space="0" w:color="000000"/>
-              <w:bottom w:val="single" w:sz="4" w:space="0" w:color="000000"/>
-              <w:right w:val="single" w:sz="4" w:space="0" w:color="000000"/>
-            </w:tcBorders>
-            <w:vAlign w:val="center"/>
-          </w:tcPr>
-          <w:p>
-            <w:pPr>
-              <w:spacing w:before="40" w:after="40"/>
-              <w:jc w:val="left"/>
-            </w:pPr>
-            <w:r>
-              <w:rPr>
-                <w:rFonts w:ascii="Adani" w:hAnsi="Adani"/>
-                <w:b w:val="0"/>
-                <w:sz w:val="18"/>
-                <w:u w:val="none"/>
-              </w:rPr>
-              <w:t>Director</w:t>
-            </w:r>
-          </w:p>
-        </w:tc>
-        <w:tc>
-          <w:tcPr>
-            <w:tcW w:type="dxa" w:w="1020"/>
-            <w:shd w:val="clear" w:color="auto" w:fill="FFFFFF"/>
-            <w:tcBorders>
-              <w:top w:val="single" w:sz="4" w:space="0" w:color="000000"/>
-              <w:left w:val="single" w:sz="4" w:space="0" w:color="000000"/>
-              <w:bottom w:val="single" w:sz="4" w:space="0" w:color="000000"/>
-              <w:right w:val="single" w:sz="4" w:space="0" w:color="000000"/>
-            </w:tcBorders>
-            <w:vAlign w:val="center"/>
-          </w:tcPr>
-          <w:p>
-            <w:pPr>
-              <w:spacing w:before="40" w:after="40"/>
-              <w:jc w:val="left"/>
-            </w:pPr>
-            <w:r>
-              <w:rPr>
-                <w:rFonts w:ascii="Adani" w:hAnsi="Adani"/>
-                <w:b w:val="0"/>
-                <w:sz w:val="18"/>
-                <w:u w:val="none"/>
-              </w:rPr>
-              <w:t>NIL</w:t>
-            </w:r>
-          </w:p>
-        </w:tc>
-        <w:tc>
-          <w:tcPr>
-            <w:tcW w:type="dxa" w:w="1247"/>
-            <w:shd w:val="clear" w:color="auto" w:fill="FFFFFF"/>
-            <w:tcBorders>
-              <w:top w:val="single" w:sz="4" w:space="0" w:color="000000"/>
-              <w:left w:val="single" w:sz="4" w:space="0" w:color="000000"/>
-              <w:bottom w:val="single" w:sz="4" w:space="0" w:color="000000"/>
-              <w:right w:val="single" w:sz="4" w:space="0" w:color="000000"/>
-            </w:tcBorders>
-            <w:vAlign w:val="center"/>
-          </w:tcPr>
-          <w:p>
-            <w:pPr>
-              <w:spacing w:before="40" w:after="40"/>
-              <w:jc w:val="left"/>
-            </w:pPr>
-            <w:r>
-              <w:rPr>
-                <w:rFonts w:ascii="Adani" w:hAnsi="Adani"/>
-                <w:b w:val="0"/>
-                <w:sz w:val="18"/>
-                <w:u w:val="none"/>
-              </w:rPr>
-              <w:t>09/11/2015</w:t>
-            </w:r>
-          </w:p>
-        </w:tc>
-      </w:tr>
-      <w:tr>
-        <w:tc>
-          <w:tcPr>
-            <w:tcW w:type="dxa" w:w="680"/>
-            <w:shd w:val="clear" w:color="auto" w:fill="FFFFFF"/>
-            <w:tcBorders>
-              <w:top w:val="single" w:sz="4" w:space="0" w:color="000000"/>
-              <w:left w:val="single" w:sz="4" w:space="0" w:color="000000"/>
-              <w:bottom w:val="single" w:sz="4" w:space="0" w:color="000000"/>
-              <w:right w:val="single" w:sz="4" w:space="0" w:color="000000"/>
-            </w:tcBorders>
-            <w:vAlign w:val="center"/>
-          </w:tcPr>
-          <w:p>
-            <w:pPr>
-              <w:spacing w:before="40" w:after="40"/>
-              <w:jc w:val="left"/>
-            </w:pPr>
-            <w:r>
-              <w:rPr>
-                <w:rFonts w:ascii="Adani" w:hAnsi="Adani"/>
-                <w:b w:val="0"/>
-                <w:sz w:val="18"/>
-                <w:u w:val="none"/>
-              </w:rPr>
-              <w:t>11</w:t>
-            </w:r>
-          </w:p>
-        </w:tc>
-        <w:tc>
-          <w:tcPr>
-            <w:tcW w:type="dxa" w:w="3969"/>
-            <w:shd w:val="clear" w:color="auto" w:fill="FFFFFF"/>
-            <w:tcBorders>
-              <w:top w:val="single" w:sz="4" w:space="0" w:color="000000"/>
-              <w:left w:val="single" w:sz="4" w:space="0" w:color="000000"/>
-              <w:bottom w:val="single" w:sz="4" w:space="0" w:color="000000"/>
-              <w:right w:val="single" w:sz="4" w:space="0" w:color="000000"/>
-            </w:tcBorders>
-            <w:vAlign w:val="center"/>
-          </w:tcPr>
-          <w:p>
-            <w:pPr>
-              <w:spacing w:before="40" w:after="40"/>
-              <w:jc w:val="left"/>
-            </w:pPr>
-            <w:r>
-              <w:rPr>
-                <w:rFonts w:ascii="Adani" w:hAnsi="Adani"/>
-                <w:b w:val="0"/>
-                <w:sz w:val="18"/>
-                <w:u w:val="none"/>
-              </w:rPr>
-              <w:t>ADANI ENNORE CONTAINER TERMINAL PRIVATE LIMITED</w:t>
-            </w:r>
-          </w:p>
-        </w:tc>
-        <w:tc>
-          <w:tcPr>
-            <w:tcW w:type="dxa" w:w="1814"/>
-            <w:shd w:val="clear" w:color="auto" w:fill="FFFFFF"/>
-            <w:tcBorders>
-              <w:top w:val="single" w:sz="4" w:space="0" w:color="000000"/>
-              <w:left w:val="single" w:sz="4" w:space="0" w:color="000000"/>
-              <w:bottom w:val="single" w:sz="4" w:space="0" w:color="000000"/>
-              <w:right w:val="single" w:sz="4" w:space="0" w:color="000000"/>
-            </w:tcBorders>
-            <w:vAlign w:val="center"/>
-          </w:tcPr>
-          <w:p>
-            <w:pPr>
-              <w:spacing w:before="40" w:after="40"/>
-              <w:jc w:val="left"/>
-            </w:pPr>
-            <w:r>
-              <w:rPr>
-                <w:rFonts w:ascii="Adani" w:hAnsi="Adani"/>
-                <w:b w:val="0"/>
-                <w:sz w:val="18"/>
-                <w:u w:val="none"/>
-              </w:rPr>
-              <w:t>Director</w:t>
-            </w:r>
-          </w:p>
-        </w:tc>
-        <w:tc>
-          <w:tcPr>
-            <w:tcW w:type="dxa" w:w="1020"/>
-            <w:shd w:val="clear" w:color="auto" w:fill="FFFFFF"/>
-            <w:tcBorders>
-              <w:top w:val="single" w:sz="4" w:space="0" w:color="000000"/>
-              <w:left w:val="single" w:sz="4" w:space="0" w:color="000000"/>
-              <w:bottom w:val="single" w:sz="4" w:space="0" w:color="000000"/>
-              <w:right w:val="single" w:sz="4" w:space="0" w:color="000000"/>
-            </w:tcBorders>
-            <w:vAlign w:val="center"/>
-          </w:tcPr>
-          <w:p>
-            <w:pPr>
-              <w:spacing w:before="40" w:after="40"/>
-              <w:jc w:val="left"/>
-            </w:pPr>
-            <w:r>
-              <w:rPr>
-                <w:rFonts w:ascii="Adani" w:hAnsi="Adani"/>
-                <w:b w:val="0"/>
-                <w:sz w:val="18"/>
-                <w:u w:val="none"/>
-              </w:rPr>
-              <w:t>NIL</w:t>
-            </w:r>
-          </w:p>
-        </w:tc>
-        <w:tc>
-          <w:tcPr>
-            <w:tcW w:type="dxa" w:w="1247"/>
-            <w:shd w:val="clear" w:color="auto" w:fill="FFFFFF"/>
-            <w:tcBorders>
-              <w:top w:val="single" w:sz="4" w:space="0" w:color="000000"/>
-              <w:left w:val="single" w:sz="4" w:space="0" w:color="000000"/>
-              <w:bottom w:val="single" w:sz="4" w:space="0" w:color="000000"/>
-              <w:right w:val="single" w:sz="4" w:space="0" w:color="000000"/>
-            </w:tcBorders>
-            <w:vAlign w:val="center"/>
-          </w:tcPr>
-          <w:p>
-            <w:pPr>
-              <w:spacing w:before="40" w:after="40"/>
-              <w:jc w:val="left"/>
-            </w:pPr>
-            <w:r>
-              <w:rPr>
-                <w:rFonts w:ascii="Adani" w:hAnsi="Adani"/>
-                <w:b w:val="0"/>
-                <w:sz w:val="18"/>
-                <w:u w:val="none"/>
-              </w:rPr>
-              <w:t>09/11/2015</w:t>
-            </w:r>
-          </w:p>
-        </w:tc>
-      </w:tr>
-      <w:tr>
-        <w:tc>
-          <w:tcPr>
-            <w:tcW w:type="dxa" w:w="680"/>
-            <w:shd w:val="clear" w:color="auto" w:fill="FFFFFF"/>
-            <w:tcBorders>
-              <w:top w:val="single" w:sz="4" w:space="0" w:color="000000"/>
-              <w:left w:val="single" w:sz="4" w:space="0" w:color="000000"/>
-              <w:bottom w:val="single" w:sz="4" w:space="0" w:color="000000"/>
-              <w:right w:val="single" w:sz="4" w:space="0" w:color="000000"/>
-            </w:tcBorders>
-            <w:vAlign w:val="center"/>
-          </w:tcPr>
-          <w:p>
-            <w:pPr>
-              <w:spacing w:before="40" w:after="40"/>
-              <w:jc w:val="left"/>
-            </w:pPr>
-            <w:r>
-              <w:rPr>
-                <w:rFonts w:ascii="Adani" w:hAnsi="Adani"/>
-                <w:b w:val="0"/>
-                <w:sz w:val="18"/>
-                <w:u w:val="none"/>
-              </w:rPr>
-              <w:t>12</w:t>
-            </w:r>
-          </w:p>
-        </w:tc>
-        <w:tc>
-          <w:tcPr>
-            <w:tcW w:type="dxa" w:w="3969"/>
-            <w:shd w:val="clear" w:color="auto" w:fill="FFFFFF"/>
-            <w:tcBorders>
-              <w:top w:val="single" w:sz="4" w:space="0" w:color="000000"/>
-              <w:left w:val="single" w:sz="4" w:space="0" w:color="000000"/>
-              <w:bottom w:val="single" w:sz="4" w:space="0" w:color="000000"/>
-              <w:right w:val="single" w:sz="4" w:space="0" w:color="000000"/>
-            </w:tcBorders>
-            <w:vAlign w:val="center"/>
-          </w:tcPr>
-          <w:p>
-            <w:pPr>
-              <w:spacing w:before="40" w:after="40"/>
-              <w:jc w:val="left"/>
-            </w:pPr>
-            <w:r>
-              <w:rPr>
-                <w:rFonts w:ascii="Adani" w:hAnsi="Adani"/>
-                <w:b w:val="0"/>
-                <w:sz w:val="18"/>
-                <w:u w:val="none"/>
-              </w:rPr>
-              <w:t>ADANI KATTUPALLI PORT LIMITED</w:t>
-            </w:r>
-          </w:p>
-        </w:tc>
-        <w:tc>
-          <w:tcPr>
-            <w:tcW w:type="dxa" w:w="1814"/>
-            <w:shd w:val="clear" w:color="auto" w:fill="FFFFFF"/>
-            <w:tcBorders>
-              <w:top w:val="single" w:sz="4" w:space="0" w:color="000000"/>
-              <w:left w:val="single" w:sz="4" w:space="0" w:color="000000"/>
-              <w:bottom w:val="single" w:sz="4" w:space="0" w:color="000000"/>
-              <w:right w:val="single" w:sz="4" w:space="0" w:color="000000"/>
-            </w:tcBorders>
-            <w:vAlign w:val="center"/>
-          </w:tcPr>
-          <w:p>
-            <w:pPr>
-              <w:spacing w:before="40" w:after="40"/>
-              <w:jc w:val="left"/>
-            </w:pPr>
-            <w:r>
-              <w:rPr>
-                <w:rFonts w:ascii="Adani" w:hAnsi="Adani"/>
-                <w:b w:val="0"/>
-                <w:sz w:val="18"/>
-                <w:u w:val="none"/>
-              </w:rPr>
-              <w:t>Director</w:t>
-            </w:r>
-          </w:p>
-        </w:tc>
-        <w:tc>
-          <w:tcPr>
-            <w:tcW w:type="dxa" w:w="1020"/>
-            <w:shd w:val="clear" w:color="auto" w:fill="FFFFFF"/>
-            <w:tcBorders>
-              <w:top w:val="single" w:sz="4" w:space="0" w:color="000000"/>
-              <w:left w:val="single" w:sz="4" w:space="0" w:color="000000"/>
-              <w:bottom w:val="single" w:sz="4" w:space="0" w:color="000000"/>
-              <w:right w:val="single" w:sz="4" w:space="0" w:color="000000"/>
-            </w:tcBorders>
-            <w:vAlign w:val="center"/>
-          </w:tcPr>
-          <w:p>
-            <w:pPr>
-              <w:spacing w:before="40" w:after="40"/>
-              <w:jc w:val="left"/>
-            </w:pPr>
-            <w:r>
-              <w:rPr>
-                <w:rFonts w:ascii="Adani" w:hAnsi="Adani"/>
-                <w:b w:val="0"/>
-                <w:sz w:val="18"/>
-                <w:u w:val="none"/>
-              </w:rPr>
-              <w:t>NIL</w:t>
-            </w:r>
-          </w:p>
-        </w:tc>
-        <w:tc>
-          <w:tcPr>
-            <w:tcW w:type="dxa" w:w="1247"/>
-            <w:shd w:val="clear" w:color="auto" w:fill="FFFFFF"/>
-            <w:tcBorders>
-              <w:top w:val="single" w:sz="4" w:space="0" w:color="000000"/>
-              <w:left w:val="single" w:sz="4" w:space="0" w:color="000000"/>
-              <w:bottom w:val="single" w:sz="4" w:space="0" w:color="000000"/>
-              <w:right w:val="single" w:sz="4" w:space="0" w:color="000000"/>
-            </w:tcBorders>
-            <w:vAlign w:val="center"/>
-          </w:tcPr>
-          <w:p>
-            <w:pPr>
-              <w:spacing w:before="40" w:after="40"/>
-              <w:jc w:val="left"/>
-            </w:pPr>
-            <w:r>
-              <w:rPr>
-                <w:rFonts w:ascii="Adani" w:hAnsi="Adani"/>
-                <w:b w:val="0"/>
-                <w:sz w:val="18"/>
-                <w:u w:val="none"/>
-              </w:rPr>
-              <w:t>07/11/2015</w:t>
-            </w:r>
-          </w:p>
-        </w:tc>
-      </w:tr>
-      <w:tr>
-        <w:tc>
-          <w:tcPr>
-            <w:tcW w:type="dxa" w:w="680"/>
-            <w:shd w:val="clear" w:color="auto" w:fill="FFFFFF"/>
-            <w:tcBorders>
-              <w:top w:val="single" w:sz="4" w:space="0" w:color="000000"/>
-              <w:left w:val="single" w:sz="4" w:space="0" w:color="000000"/>
-              <w:bottom w:val="single" w:sz="4" w:space="0" w:color="000000"/>
-              <w:right w:val="single" w:sz="4" w:space="0" w:color="000000"/>
-            </w:tcBorders>
-            <w:vAlign w:val="center"/>
-          </w:tcPr>
-          <w:p>
-            <w:pPr>
-              <w:spacing w:before="40" w:after="40"/>
-              <w:jc w:val="left"/>
-            </w:pPr>
-            <w:r>
-              <w:rPr>
-                <w:rFonts w:ascii="Adani" w:hAnsi="Adani"/>
-                <w:b w:val="0"/>
-                <w:sz w:val="18"/>
-                <w:u w:val="none"/>
-              </w:rPr>
-              <w:t>13</w:t>
-            </w:r>
-          </w:p>
-        </w:tc>
-        <w:tc>
-          <w:tcPr>
-            <w:tcW w:type="dxa" w:w="3969"/>
-            <w:shd w:val="clear" w:color="auto" w:fill="FFFFFF"/>
-            <w:tcBorders>
-              <w:top w:val="single" w:sz="4" w:space="0" w:color="000000"/>
-              <w:left w:val="single" w:sz="4" w:space="0" w:color="000000"/>
-              <w:bottom w:val="single" w:sz="4" w:space="0" w:color="000000"/>
-              <w:right w:val="single" w:sz="4" w:space="0" w:color="000000"/>
-            </w:tcBorders>
-            <w:vAlign w:val="center"/>
-          </w:tcPr>
-          <w:p>
-            <w:pPr>
-              <w:spacing w:before="40" w:after="40"/>
-              <w:jc w:val="left"/>
-            </w:pPr>
-            <w:r>
-              <w:rPr>
-                <w:rFonts w:ascii="Adani" w:hAnsi="Adani"/>
-                <w:b w:val="0"/>
-                <w:sz w:val="18"/>
-                <w:u w:val="none"/>
-              </w:rPr>
-              <w:t>ADANI VIZHINJAM PORT PRIVATE LIMITED</w:t>
-            </w:r>
-          </w:p>
-        </w:tc>
-        <w:tc>
-          <w:tcPr>
-            <w:tcW w:type="dxa" w:w="1814"/>
-            <w:shd w:val="clear" w:color="auto" w:fill="FFFFFF"/>
-            <w:tcBorders>
-              <w:top w:val="single" w:sz="4" w:space="0" w:color="000000"/>
-              <w:left w:val="single" w:sz="4" w:space="0" w:color="000000"/>
-              <w:bottom w:val="single" w:sz="4" w:space="0" w:color="000000"/>
-              <w:right w:val="single" w:sz="4" w:space="0" w:color="000000"/>
-            </w:tcBorders>
-            <w:vAlign w:val="center"/>
-          </w:tcPr>
-          <w:p>
-            <w:pPr>
-              <w:spacing w:before="40" w:after="40"/>
-              <w:jc w:val="left"/>
-            </w:pPr>
-            <w:r>
-              <w:rPr>
-                <w:rFonts w:ascii="Adani" w:hAnsi="Adani"/>
-                <w:b w:val="0"/>
-                <w:sz w:val="18"/>
-                <w:u w:val="none"/>
-              </w:rPr>
-              <w:t>Director</w:t>
-            </w:r>
-          </w:p>
-        </w:tc>
-        <w:tc>
-          <w:tcPr>
-            <w:tcW w:type="dxa" w:w="1020"/>
-            <w:shd w:val="clear" w:color="auto" w:fill="FFFFFF"/>
-            <w:tcBorders>
-              <w:top w:val="single" w:sz="4" w:space="0" w:color="000000"/>
-              <w:left w:val="single" w:sz="4" w:space="0" w:color="000000"/>
-              <w:bottom w:val="single" w:sz="4" w:space="0" w:color="000000"/>
-              <w:right w:val="single" w:sz="4" w:space="0" w:color="000000"/>
-            </w:tcBorders>
-            <w:vAlign w:val="center"/>
-          </w:tcPr>
-          <w:p>
-            <w:pPr>
-              <w:spacing w:before="40" w:after="40"/>
-              <w:jc w:val="left"/>
-            </w:pPr>
-            <w:r>
-              <w:rPr>
-                <w:rFonts w:ascii="Adani" w:hAnsi="Adani"/>
-                <w:b w:val="0"/>
-                <w:sz w:val="18"/>
-                <w:u w:val="none"/>
-              </w:rPr>
-              <w:t>NIL</w:t>
-            </w:r>
-          </w:p>
-        </w:tc>
-        <w:tc>
-          <w:tcPr>
-            <w:tcW w:type="dxa" w:w="1247"/>
-            <w:shd w:val="clear" w:color="auto" w:fill="FFFFFF"/>
-            <w:tcBorders>
-              <w:top w:val="single" w:sz="4" w:space="0" w:color="000000"/>
-              <w:left w:val="single" w:sz="4" w:space="0" w:color="000000"/>
-              <w:bottom w:val="single" w:sz="4" w:space="0" w:color="000000"/>
-              <w:right w:val="single" w:sz="4" w:space="0" w:color="000000"/>
-            </w:tcBorders>
-            <w:vAlign w:val="center"/>
-          </w:tcPr>
-          <w:p>
-            <w:pPr>
-              <w:spacing w:before="40" w:after="40"/>
-              <w:jc w:val="left"/>
-            </w:pPr>
-            <w:r>
-              <w:rPr>
-                <w:rFonts w:ascii="Adani" w:hAnsi="Adani"/>
-                <w:b w:val="0"/>
-                <w:sz w:val="18"/>
-                <w:u w:val="none"/>
-              </w:rPr>
-              <w:t>27/07/2015</w:t>
-            </w:r>
-          </w:p>
-        </w:tc>
-      </w:tr>
-      <w:tr>
-        <w:tc>
-          <w:tcPr>
-            <w:tcW w:type="dxa" w:w="680"/>
-            <w:shd w:val="clear" w:color="auto" w:fill="FFFFFF"/>
-            <w:tcBorders>
-              <w:top w:val="single" w:sz="4" w:space="0" w:color="000000"/>
-              <w:left w:val="single" w:sz="4" w:space="0" w:color="000000"/>
-              <w:bottom w:val="single" w:sz="4" w:space="0" w:color="000000"/>
-              <w:right w:val="single" w:sz="4" w:space="0" w:color="000000"/>
-            </w:tcBorders>
-            <w:vAlign w:val="center"/>
-          </w:tcPr>
-          <w:p>
-            <w:pPr>
-              <w:spacing w:before="40" w:after="40"/>
-              <w:jc w:val="left"/>
-            </w:pPr>
-            <w:r>
-              <w:rPr>
-                <w:rFonts w:ascii="Adani" w:hAnsi="Adani"/>
-                <w:b w:val="0"/>
-                <w:sz w:val="18"/>
-                <w:u w:val="none"/>
-              </w:rPr>
-              <w:t>14</w:t>
-            </w:r>
-          </w:p>
-        </w:tc>
-        <w:tc>
-          <w:tcPr>
-            <w:tcW w:type="dxa" w:w="3969"/>
-            <w:shd w:val="clear" w:color="auto" w:fill="FFFFFF"/>
-            <w:tcBorders>
-              <w:top w:val="single" w:sz="4" w:space="0" w:color="000000"/>
-              <w:left w:val="single" w:sz="4" w:space="0" w:color="000000"/>
-              <w:bottom w:val="single" w:sz="4" w:space="0" w:color="000000"/>
-              <w:right w:val="single" w:sz="4" w:space="0" w:color="000000"/>
-            </w:tcBorders>
-            <w:vAlign w:val="center"/>
-          </w:tcPr>
-          <w:p>
-            <w:pPr>
-              <w:spacing w:before="40" w:after="40"/>
-              <w:jc w:val="left"/>
-            </w:pPr>
-            <w:r>
-              <w:rPr>
-                <w:rFonts w:ascii="Adani" w:hAnsi="Adani"/>
-                <w:b w:val="0"/>
-                <w:sz w:val="18"/>
-                <w:u w:val="none"/>
-              </w:rPr>
-              <w:t>ADANI HAZIRA PORT LIMITED</w:t>
-            </w:r>
-          </w:p>
-        </w:tc>
-        <w:tc>
-          <w:tcPr>
-            <w:tcW w:type="dxa" w:w="1814"/>
-            <w:shd w:val="clear" w:color="auto" w:fill="FFFFFF"/>
-            <w:tcBorders>
-              <w:top w:val="single" w:sz="4" w:space="0" w:color="000000"/>
-              <w:left w:val="single" w:sz="4" w:space="0" w:color="000000"/>
-              <w:bottom w:val="single" w:sz="4" w:space="0" w:color="000000"/>
-              <w:right w:val="single" w:sz="4" w:space="0" w:color="000000"/>
-            </w:tcBorders>
-            <w:vAlign w:val="center"/>
-          </w:tcPr>
-          <w:p>
-            <w:pPr>
-              <w:spacing w:before="40" w:after="40"/>
-              <w:jc w:val="left"/>
-            </w:pPr>
-            <w:r>
-              <w:rPr>
-                <w:rFonts w:ascii="Adani" w:hAnsi="Adani"/>
-                <w:b w:val="0"/>
-                <w:sz w:val="18"/>
-                <w:u w:val="none"/>
-              </w:rPr>
-              <w:t>Director</w:t>
-            </w:r>
-          </w:p>
-        </w:tc>
-        <w:tc>
-          <w:tcPr>
-            <w:tcW w:type="dxa" w:w="1020"/>
-            <w:shd w:val="clear" w:color="auto" w:fill="FFFFFF"/>
-            <w:tcBorders>
-              <w:top w:val="single" w:sz="4" w:space="0" w:color="000000"/>
-              <w:left w:val="single" w:sz="4" w:space="0" w:color="000000"/>
-              <w:bottom w:val="single" w:sz="4" w:space="0" w:color="000000"/>
-              <w:right w:val="single" w:sz="4" w:space="0" w:color="000000"/>
-            </w:tcBorders>
-            <w:vAlign w:val="center"/>
-          </w:tcPr>
-          <w:p>
-            <w:pPr>
-              <w:spacing w:before="40" w:after="40"/>
-              <w:jc w:val="left"/>
-            </w:pPr>
-            <w:r>
-              <w:rPr>
-                <w:rFonts w:ascii="Adani" w:hAnsi="Adani"/>
-                <w:b w:val="0"/>
-                <w:sz w:val="18"/>
-                <w:u w:val="none"/>
-              </w:rPr>
-              <w:t>NIL</w:t>
-            </w:r>
-          </w:p>
-        </w:tc>
-        <w:tc>
-          <w:tcPr>
-            <w:tcW w:type="dxa" w:w="1247"/>
-            <w:shd w:val="clear" w:color="auto" w:fill="FFFFFF"/>
-            <w:tcBorders>
-              <w:top w:val="single" w:sz="4" w:space="0" w:color="000000"/>
-              <w:left w:val="single" w:sz="4" w:space="0" w:color="000000"/>
-              <w:bottom w:val="single" w:sz="4" w:space="0" w:color="000000"/>
-              <w:right w:val="single" w:sz="4" w:space="0" w:color="000000"/>
-            </w:tcBorders>
-            <w:vAlign w:val="center"/>
-          </w:tcPr>
-          <w:p>
-            <w:pPr>
-              <w:spacing w:before="40" w:after="40"/>
-              <w:jc w:val="left"/>
-            </w:pPr>
-            <w:r>
-              <w:rPr>
-                <w:rFonts w:ascii="Adani" w:hAnsi="Adani"/>
-                <w:b w:val="0"/>
-                <w:sz w:val="18"/>
-                <w:u w:val="none"/>
-              </w:rPr>
-              <w:t>08/08/2014</w:t>
-            </w:r>
-          </w:p>
-        </w:tc>
-      </w:tr>
-      <w:tr>
-        <w:tc>
-          <w:tcPr>
-            <w:tcW w:type="dxa" w:w="680"/>
-            <w:shd w:val="clear" w:color="auto" w:fill="FFFFFF"/>
-            <w:tcBorders>
-              <w:top w:val="single" w:sz="4" w:space="0" w:color="000000"/>
-              <w:left w:val="single" w:sz="4" w:space="0" w:color="000000"/>
-              <w:bottom w:val="single" w:sz="4" w:space="0" w:color="000000"/>
-              <w:right w:val="single" w:sz="4" w:space="0" w:color="000000"/>
-            </w:tcBorders>
-            <w:vAlign w:val="center"/>
-          </w:tcPr>
-          <w:p>
-            <w:pPr>
-              <w:spacing w:before="40" w:after="40"/>
-              <w:jc w:val="left"/>
-            </w:pPr>
-            <w:r>
-              <w:rPr>
-                <w:rFonts w:ascii="Adani" w:hAnsi="Adani"/>
-                <w:b w:val="0"/>
-                <w:sz w:val="18"/>
-                <w:u w:val="none"/>
-              </w:rPr>
-              <w:t>15</w:t>
-            </w:r>
-          </w:p>
-        </w:tc>
-        <w:tc>
-          <w:tcPr>
-            <w:tcW w:type="dxa" w:w="3969"/>
-            <w:shd w:val="clear" w:color="auto" w:fill="FFFFFF"/>
-            <w:tcBorders>
-              <w:top w:val="single" w:sz="4" w:space="0" w:color="000000"/>
-              <w:left w:val="single" w:sz="4" w:space="0" w:color="000000"/>
-              <w:bottom w:val="single" w:sz="4" w:space="0" w:color="000000"/>
-              <w:right w:val="single" w:sz="4" w:space="0" w:color="000000"/>
-            </w:tcBorders>
-            <w:vAlign w:val="center"/>
-          </w:tcPr>
-          <w:p>
-            <w:pPr>
-              <w:spacing w:before="40" w:after="40"/>
-              <w:jc w:val="left"/>
-            </w:pPr>
-            <w:r>
-              <w:rPr>
-                <w:rFonts w:ascii="Adani" w:hAnsi="Adani"/>
-                <w:b w:val="0"/>
-                <w:sz w:val="18"/>
-                <w:u w:val="none"/>
-              </w:rPr>
-              <w:t>THE DHAMRA PORT COMPANY LIMITED</w:t>
-            </w:r>
-          </w:p>
-        </w:tc>
-        <w:tc>
-          <w:tcPr>
-            <w:tcW w:type="dxa" w:w="1814"/>
-            <w:shd w:val="clear" w:color="auto" w:fill="FFFFFF"/>
-            <w:tcBorders>
-              <w:top w:val="single" w:sz="4" w:space="0" w:color="000000"/>
-              <w:left w:val="single" w:sz="4" w:space="0" w:color="000000"/>
-              <w:bottom w:val="single" w:sz="4" w:space="0" w:color="000000"/>
-              <w:right w:val="single" w:sz="4" w:space="0" w:color="000000"/>
-            </w:tcBorders>
-            <w:vAlign w:val="center"/>
-          </w:tcPr>
-          <w:p>
-            <w:pPr>
-              <w:spacing w:before="40" w:after="40"/>
-              <w:jc w:val="left"/>
-            </w:pPr>
-            <w:r>
-              <w:rPr>
-                <w:rFonts w:ascii="Adani" w:hAnsi="Adani"/>
-                <w:b w:val="0"/>
-                <w:sz w:val="18"/>
-                <w:u w:val="none"/>
-              </w:rPr>
-              <w:t>Director</w:t>
-            </w:r>
-          </w:p>
-        </w:tc>
-        <w:tc>
-          <w:tcPr>
-            <w:tcW w:type="dxa" w:w="1020"/>
-            <w:shd w:val="clear" w:color="auto" w:fill="FFFFFF"/>
-            <w:tcBorders>
-              <w:top w:val="single" w:sz="4" w:space="0" w:color="000000"/>
-              <w:left w:val="single" w:sz="4" w:space="0" w:color="000000"/>
-              <w:bottom w:val="single" w:sz="4" w:space="0" w:color="000000"/>
-              <w:right w:val="single" w:sz="4" w:space="0" w:color="000000"/>
-            </w:tcBorders>
-            <w:vAlign w:val="center"/>
-          </w:tcPr>
-          <w:p>
-            <w:pPr>
-              <w:spacing w:before="40" w:after="40"/>
-              <w:jc w:val="left"/>
-            </w:pPr>
-            <w:r>
-              <w:rPr>
-                <w:rFonts w:ascii="Adani" w:hAnsi="Adani"/>
-                <w:b w:val="0"/>
-                <w:sz w:val="18"/>
-                <w:u w:val="none"/>
-              </w:rPr>
-              <w:t>NIL</w:t>
-            </w:r>
-          </w:p>
-        </w:tc>
-        <w:tc>
-          <w:tcPr>
-            <w:tcW w:type="dxa" w:w="1247"/>
-            <w:shd w:val="clear" w:color="auto" w:fill="FFFFFF"/>
-            <w:tcBorders>
-              <w:top w:val="single" w:sz="4" w:space="0" w:color="000000"/>
-              <w:left w:val="single" w:sz="4" w:space="0" w:color="000000"/>
-              <w:bottom w:val="single" w:sz="4" w:space="0" w:color="000000"/>
-              <w:right w:val="single" w:sz="4" w:space="0" w:color="000000"/>
-            </w:tcBorders>
-            <w:vAlign w:val="center"/>
-          </w:tcPr>
-          <w:p>
-            <w:pPr>
-              <w:spacing w:before="40" w:after="40"/>
-              <w:jc w:val="left"/>
-            </w:pPr>
-            <w:r>
-              <w:rPr>
-                <w:rFonts w:ascii="Adani" w:hAnsi="Adani"/>
-                <w:b w:val="0"/>
-                <w:sz w:val="18"/>
-                <w:u w:val="none"/>
-              </w:rPr>
-              <w:t>23/06/2014</w:t>
-            </w:r>
-          </w:p>
-        </w:tc>
-      </w:tr>
-      <w:tr>
-        <w:tc>
-          <w:tcPr>
-            <w:tcW w:type="dxa" w:w="680"/>
-            <w:shd w:val="clear" w:color="auto" w:fill="FFFFFF"/>
-            <w:tcBorders>
-              <w:top w:val="single" w:sz="4" w:space="0" w:color="000000"/>
-              <w:left w:val="single" w:sz="4" w:space="0" w:color="000000"/>
-              <w:bottom w:val="single" w:sz="4" w:space="0" w:color="000000"/>
-              <w:right w:val="single" w:sz="4" w:space="0" w:color="000000"/>
-            </w:tcBorders>
-            <w:vAlign w:val="center"/>
-          </w:tcPr>
-          <w:p>
-            <w:pPr>
-              <w:spacing w:before="40" w:after="40"/>
-              <w:jc w:val="left"/>
-            </w:pPr>
-            <w:r>
-              <w:rPr>
-                <w:rFonts w:ascii="Adani" w:hAnsi="Adani"/>
-                <w:b w:val="0"/>
-                <w:sz w:val="18"/>
-                <w:u w:val="none"/>
-              </w:rPr>
-              <w:t>16</w:t>
-            </w:r>
-          </w:p>
-        </w:tc>
-        <w:tc>
-          <w:tcPr>
-            <w:tcW w:type="dxa" w:w="3969"/>
-            <w:shd w:val="clear" w:color="auto" w:fill="FFFFFF"/>
-            <w:tcBorders>
-              <w:top w:val="single" w:sz="4" w:space="0" w:color="000000"/>
-              <w:left w:val="single" w:sz="4" w:space="0" w:color="000000"/>
-              <w:bottom w:val="single" w:sz="4" w:space="0" w:color="000000"/>
-              <w:right w:val="single" w:sz="4" w:space="0" w:color="000000"/>
-            </w:tcBorders>
-            <w:vAlign w:val="center"/>
-          </w:tcPr>
-          <w:p>
-            <w:pPr>
-              <w:spacing w:before="40" w:after="40"/>
-              <w:jc w:val="left"/>
-            </w:pPr>
-            <w:r>
-              <w:rPr>
-                <w:rFonts w:ascii="Adani" w:hAnsi="Adani"/>
-                <w:b w:val="0"/>
-                <w:sz w:val="18"/>
-                <w:u w:val="none"/>
-              </w:rPr>
-              <w:t>ADANI PROPERTIES PRIVATE LIMITED</w:t>
-            </w:r>
-          </w:p>
-        </w:tc>
-        <w:tc>
-          <w:tcPr>
-            <w:tcW w:type="dxa" w:w="1814"/>
-            <w:shd w:val="clear" w:color="auto" w:fill="FFFFFF"/>
-            <w:tcBorders>
-              <w:top w:val="single" w:sz="4" w:space="0" w:color="000000"/>
-              <w:left w:val="single" w:sz="4" w:space="0" w:color="000000"/>
-              <w:bottom w:val="single" w:sz="4" w:space="0" w:color="000000"/>
-              <w:right w:val="single" w:sz="4" w:space="0" w:color="000000"/>
-            </w:tcBorders>
-            <w:vAlign w:val="center"/>
-          </w:tcPr>
-          <w:p>
-            <w:pPr>
-              <w:spacing w:before="40" w:after="40"/>
-              <w:jc w:val="left"/>
-            </w:pPr>
-            <w:r>
-              <w:rPr>
-                <w:rFonts w:ascii="Adani" w:hAnsi="Adani"/>
-                <w:b w:val="0"/>
-                <w:sz w:val="18"/>
-                <w:u w:val="none"/>
-              </w:rPr>
-              <w:t>Director</w:t>
-            </w:r>
-          </w:p>
-        </w:tc>
-        <w:tc>
-          <w:tcPr>
-            <w:tcW w:type="dxa" w:w="1020"/>
-            <w:shd w:val="clear" w:color="auto" w:fill="FFFFFF"/>
-            <w:tcBorders>
-              <w:top w:val="single" w:sz="4" w:space="0" w:color="000000"/>
-              <w:left w:val="single" w:sz="4" w:space="0" w:color="000000"/>
-              <w:bottom w:val="single" w:sz="4" w:space="0" w:color="000000"/>
-              <w:right w:val="single" w:sz="4" w:space="0" w:color="000000"/>
-            </w:tcBorders>
-            <w:vAlign w:val="center"/>
-          </w:tcPr>
-          <w:p>
-            <w:pPr>
-              <w:spacing w:before="40" w:after="40"/>
-              <w:jc w:val="left"/>
-            </w:pPr>
-            <w:r>
-              <w:rPr>
-                <w:rFonts w:ascii="Adani" w:hAnsi="Adani"/>
-                <w:b w:val="0"/>
-                <w:sz w:val="18"/>
-                <w:u w:val="none"/>
-              </w:rPr>
-              <w:t>NIL</w:t>
-            </w:r>
-          </w:p>
-        </w:tc>
-        <w:tc>
-          <w:tcPr>
-            <w:tcW w:type="dxa" w:w="1247"/>
-            <w:shd w:val="clear" w:color="auto" w:fill="FFFFFF"/>
-            <w:tcBorders>
-              <w:top w:val="single" w:sz="4" w:space="0" w:color="000000"/>
-              <w:left w:val="single" w:sz="4" w:space="0" w:color="000000"/>
-              <w:bottom w:val="single" w:sz="4" w:space="0" w:color="000000"/>
-              <w:right w:val="single" w:sz="4" w:space="0" w:color="000000"/>
-            </w:tcBorders>
-            <w:vAlign w:val="center"/>
-          </w:tcPr>
-          <w:p>
-            <w:pPr>
-              <w:spacing w:before="40" w:after="40"/>
-              <w:jc w:val="left"/>
-            </w:pPr>
-            <w:r>
-              <w:rPr>
-                <w:rFonts w:ascii="Adani" w:hAnsi="Adani"/>
-                <w:b w:val="0"/>
-                <w:sz w:val="18"/>
-                <w:u w:val="none"/>
-              </w:rPr>
-              <w:t>09/06/2014</w:t>
-            </w:r>
-          </w:p>
-        </w:tc>
-      </w:tr>
-      <w:tr>
-        <w:tc>
-          <w:tcPr>
-            <w:tcW w:type="dxa" w:w="680"/>
-            <w:shd w:val="clear" w:color="auto" w:fill="FFFFFF"/>
-            <w:tcBorders>
-              <w:top w:val="single" w:sz="4" w:space="0" w:color="000000"/>
-              <w:left w:val="single" w:sz="4" w:space="0" w:color="000000"/>
-              <w:bottom w:val="single" w:sz="4" w:space="0" w:color="000000"/>
-              <w:right w:val="single" w:sz="4" w:space="0" w:color="000000"/>
-            </w:tcBorders>
-            <w:vAlign w:val="center"/>
-          </w:tcPr>
-          <w:p>
-            <w:pPr>
-              <w:spacing w:before="40" w:after="40"/>
-              <w:jc w:val="left"/>
-            </w:pPr>
-            <w:r>
-              <w:rPr>
-                <w:rFonts w:ascii="Adani" w:hAnsi="Adani"/>
-                <w:b w:val="0"/>
-                <w:sz w:val="18"/>
-                <w:u w:val="none"/>
-              </w:rPr>
-              <w:t>17</w:t>
+              <w:t>6</w:t>
             </w:r>
           </w:p>
         </w:tc>
@@ -3001,148 +1184,6 @@
                 <w:u w:val="none"/>
               </w:rPr>
               <w:t>30/09/2013</w:t>
-            </w:r>
-          </w:p>
-        </w:tc>
-      </w:tr>
-      <w:tr>
-        <w:tc>
-          <w:tcPr>
-            <w:tcW w:type="dxa" w:w="680"/>
-            <w:shd w:val="clear" w:color="auto" w:fill="FFFFFF"/>
-            <w:tcBorders>
-              <w:top w:val="single" w:sz="4" w:space="0" w:color="000000"/>
-              <w:left w:val="single" w:sz="4" w:space="0" w:color="000000"/>
-              <w:bottom w:val="single" w:sz="4" w:space="0" w:color="000000"/>
-              <w:right w:val="single" w:sz="4" w:space="0" w:color="000000"/>
-            </w:tcBorders>
-            <w:vAlign w:val="center"/>
-          </w:tcPr>
-          <w:p>
-            <w:pPr>
-              <w:spacing w:before="40" w:after="40"/>
-              <w:jc w:val="left"/>
-            </w:pPr>
-            <w:r>
-              <w:rPr>
-                <w:rFonts w:ascii="Adani" w:hAnsi="Adani"/>
-                <w:b w:val="0"/>
-                <w:sz w:val="18"/>
-                <w:u w:val="none"/>
-              </w:rPr>
-              <w:t>18</w:t>
-            </w:r>
-          </w:p>
-        </w:tc>
-        <w:tc>
-          <w:tcPr>
-            <w:tcW w:type="dxa" w:w="3969"/>
-            <w:shd w:val="clear" w:color="auto" w:fill="FFFFFF"/>
-            <w:tcBorders>
-              <w:top w:val="single" w:sz="4" w:space="0" w:color="000000"/>
-              <w:left w:val="single" w:sz="4" w:space="0" w:color="000000"/>
-              <w:bottom w:val="single" w:sz="4" w:space="0" w:color="000000"/>
-              <w:right w:val="single" w:sz="4" w:space="0" w:color="000000"/>
-            </w:tcBorders>
-            <w:vAlign w:val="center"/>
-          </w:tcPr>
-          <w:p>
-            <w:pPr>
-              <w:spacing w:before="40" w:after="40"/>
-              <w:jc w:val="left"/>
-            </w:pPr>
-            <w:r>
-              <w:rPr>
-                <w:rFonts w:ascii="Adani" w:hAnsi="Adani"/>
-                <w:b w:val="0"/>
-                <w:sz w:val="18"/>
-                <w:u w:val="none"/>
-              </w:rPr>
-              <w:t>ADANI PETRONET (DAHEJ) PORT LIMITED</w:t>
-            </w:r>
-          </w:p>
-        </w:tc>
-        <w:tc>
-          <w:tcPr>
-            <w:tcW w:type="dxa" w:w="1814"/>
-            <w:shd w:val="clear" w:color="auto" w:fill="FFFFFF"/>
-            <w:tcBorders>
-              <w:top w:val="single" w:sz="4" w:space="0" w:color="000000"/>
-              <w:left w:val="single" w:sz="4" w:space="0" w:color="000000"/>
-              <w:bottom w:val="single" w:sz="4" w:space="0" w:color="000000"/>
-              <w:right w:val="single" w:sz="4" w:space="0" w:color="000000"/>
-            </w:tcBorders>
-            <w:vAlign w:val="center"/>
-          </w:tcPr>
-          <w:p>
-            <w:pPr>
-              <w:spacing w:before="40" w:after="40"/>
-              <w:jc w:val="left"/>
-            </w:pPr>
-            <w:r>
-              <w:rPr>
-                <w:rFonts w:ascii="Adani" w:hAnsi="Adani"/>
-                <w:b w:val="0"/>
-                <w:sz w:val="18"/>
-                <w:u w:val="none"/>
-              </w:rPr>
-              <w:t>Director</w:t>
-            </w:r>
-          </w:p>
-        </w:tc>
-        <w:tc>
-          <w:tcPr>
-            <w:tcW w:type="dxa" w:w="1020"/>
-            <w:shd w:val="clear" w:color="auto" w:fill="FFFFFF"/>
-            <w:tcBorders>
-              <w:top w:val="single" w:sz="4" w:space="0" w:color="000000"/>
-              <w:left w:val="single" w:sz="4" w:space="0" w:color="000000"/>
-              <w:bottom w:val="single" w:sz="4" w:space="0" w:color="000000"/>
-              <w:right w:val="single" w:sz="4" w:space="0" w:color="000000"/>
-            </w:tcBorders>
-            <w:vAlign w:val="center"/>
-          </w:tcPr>
-          <w:p>
-            <w:pPr>
-              <w:spacing w:before="40" w:after="40"/>
-              <w:jc w:val="left"/>
-            </w:pPr>
-            <w:r>
-              <w:rPr>
-                <w:rFonts w:ascii="Adani" w:hAnsi="Adani"/>
-                <w:b w:val="0"/>
-                <w:sz w:val="18"/>
-                <w:u w:val="none"/>
-              </w:rPr>
-              <w:t>NIL</w:t>
-            </w:r>
-          </w:p>
-        </w:tc>
-        <w:tc>
-          <w:tcPr>
-            <w:tcW w:type="dxa" w:w="1247"/>
-            <w:shd w:val="clear" w:color="auto" w:fill="FFFFFF"/>
-            <w:tcBorders>
-              <w:top w:val="single" w:sz="4" w:space="0" w:color="000000"/>
-              <w:left w:val="single" w:sz="4" w:space="0" w:color="000000"/>
-              <w:bottom w:val="single" w:sz="4" w:space="0" w:color="000000"/>
-              <w:right w:val="single" w:sz="4" w:space="0" w:color="000000"/>
-            </w:tcBorders>
-            <w:vAlign w:val="center"/>
-          </w:tcPr>
-          <w:p>
-            <w:pPr>
-              <w:spacing w:before="40" w:after="40"/>
-              <w:jc w:val="left"/>
-            </w:pPr>
-            <w:r>
-              <w:rPr>
-                <w:rFonts w:ascii="Adani" w:hAnsi="Adani"/>
-                <w:b w:val="0"/>
-                <w:sz w:val="18"/>
-                <w:u w:val="none"/>
-              </w:rPr>
-              <w:t>02/05/2011</w:t>
             </w:r>
           </w:p>
         </w:tc>
@@ -3379,7 +1420,7 @@
                 <w:sz w:val="18"/>
                 <w:u w:val="none"/>
               </w:rPr>
-              <w:t>Date:   07th May, 2026</w:t>
+              <w:t>Date:   15th May, 2026</w:t>
             </w:r>
           </w:p>
         </w:tc>
@@ -3645,174 +1686,441 @@
         <w:t>:</w:t>
       </w:r>
     </w:p>
-    <w:p>
-      <w:pPr>
-        <w:pStyle w:val="ListNumber"/>
-        <w:spacing w:before="0" w:after="40"/>
-        <w:ind w:left="720"/>
-      </w:pPr>
-      <w:r>
-        <w:rPr>
-          <w:rFonts w:ascii="Adani" w:hAnsi="Adani"/>
-          <w:b w:val="0"/>
-          <w:sz w:val="20"/>
-          <w:u w:val="none"/>
-        </w:rPr>
-        <w:t>Father</w:t>
-        <w:tab/>
-        <w:tab/>
-        <w:t>:</w:t>
-        <w:tab/>
-        <w:t>NIL</w:t>
-      </w:r>
-    </w:p>
-    <w:p>
-      <w:pPr>
-        <w:pStyle w:val="ListNumber"/>
-        <w:spacing w:before="0" w:after="40"/>
-        <w:ind w:left="720"/>
-      </w:pPr>
-      <w:r>
-        <w:rPr>
-          <w:rFonts w:ascii="Adani" w:hAnsi="Adani"/>
-          <w:b w:val="0"/>
-          <w:sz w:val="20"/>
-          <w:u w:val="none"/>
-        </w:rPr>
-        <w:t>Mother</w:t>
-        <w:tab/>
-        <w:tab/>
-        <w:t>:</w:t>
-        <w:tab/>
-        <w:t>NIL</w:t>
-      </w:r>
-    </w:p>
-    <w:p>
-      <w:pPr>
-        <w:pStyle w:val="ListNumber"/>
-        <w:spacing w:before="0" w:after="40"/>
-        <w:ind w:left="720"/>
-      </w:pPr>
-      <w:r>
-        <w:rPr>
-          <w:rFonts w:ascii="Adani" w:hAnsi="Adani"/>
-          <w:b w:val="0"/>
-          <w:sz w:val="20"/>
-          <w:u w:val="none"/>
-        </w:rPr>
-        <w:t>Son</w:t>
-        <w:tab/>
-        <w:tab/>
-        <w:t>:</w:t>
-        <w:tab/>
-        <w:t>NIL</w:t>
-      </w:r>
-    </w:p>
-    <w:p>
-      <w:pPr>
-        <w:pStyle w:val="ListNumber"/>
-        <w:spacing w:before="0" w:after="40"/>
-        <w:ind w:left="720"/>
-      </w:pPr>
-      <w:r>
-        <w:rPr>
-          <w:rFonts w:ascii="Adani" w:hAnsi="Adani"/>
-          <w:b w:val="0"/>
-          <w:sz w:val="20"/>
-          <w:u w:val="none"/>
-        </w:rPr>
-        <w:t>Son's Wife</w:t>
-        <w:tab/>
-        <w:tab/>
-        <w:t>:</w:t>
-        <w:tab/>
-        <w:t>NIL</w:t>
-      </w:r>
-    </w:p>
-    <w:p>
-      <w:pPr>
-        <w:pStyle w:val="ListNumber"/>
-        <w:spacing w:before="0" w:after="40"/>
-        <w:ind w:left="720"/>
-      </w:pPr>
-      <w:r>
-        <w:rPr>
-          <w:rFonts w:ascii="Adani" w:hAnsi="Adani"/>
-          <w:b w:val="0"/>
-          <w:sz w:val="20"/>
-          <w:u w:val="none"/>
-        </w:rPr>
-        <w:t>Daughter</w:t>
-        <w:tab/>
-        <w:tab/>
-        <w:t>:</w:t>
-        <w:tab/>
-        <w:t>NIL</w:t>
-      </w:r>
-    </w:p>
-    <w:p>
-      <w:pPr>
-        <w:pStyle w:val="ListNumber"/>
-        <w:spacing w:before="0" w:after="40"/>
-        <w:ind w:left="720"/>
-      </w:pPr>
-      <w:r>
-        <w:rPr>
-          <w:rFonts w:ascii="Adani" w:hAnsi="Adani"/>
-          <w:b w:val="0"/>
-          <w:sz w:val="20"/>
-          <w:u w:val="none"/>
-        </w:rPr>
-        <w:t>Daughter's Husband</w:t>
-        <w:tab/>
-        <w:tab/>
-        <w:t>:</w:t>
-        <w:tab/>
-        <w:t>NIL</w:t>
-      </w:r>
-    </w:p>
-    <w:p>
-      <w:pPr>
-        <w:pStyle w:val="ListNumber"/>
-        <w:spacing w:before="0" w:after="40"/>
-        <w:ind w:left="720"/>
-      </w:pPr>
-      <w:r>
-        <w:rPr>
-          <w:rFonts w:ascii="Adani" w:hAnsi="Adani"/>
-          <w:b w:val="0"/>
-          <w:sz w:val="20"/>
-          <w:u w:val="none"/>
-        </w:rPr>
-        <w:t>Brother</w:t>
-        <w:tab/>
-        <w:tab/>
-        <w:t>:</w:t>
-        <w:tab/>
-        <w:t>NIL</w:t>
-      </w:r>
-    </w:p>
-    <w:p>
-      <w:pPr>
-        <w:pStyle w:val="ListNumber"/>
-        <w:spacing w:before="0" w:after="40"/>
-        <w:ind w:left="720"/>
-      </w:pPr>
-      <w:r>
-        <w:rPr>
-          <w:rFonts w:ascii="Adani" w:hAnsi="Adani"/>
-          <w:b w:val="0"/>
-          <w:sz w:val="20"/>
-          <w:u w:val="none"/>
-        </w:rPr>
-        <w:t>Sister</w:t>
-        <w:tab/>
-        <w:tab/>
-        <w:t>:</w:t>
-        <w:tab/>
-        <w:t>NIL</w:t>
-      </w:r>
-    </w:p>
+    <w:tbl>
+      <w:tblPr>
+        <w:tblW w:type="auto" w:w="0"/>
+        <w:jc w:val="left"/>
+        <w:tblLook w:firstColumn="1" w:firstRow="1" w:lastColumn="0" w:lastRow="0" w:noHBand="0" w:noVBand="1" w:val="04A0"/>
+      </w:tblPr>
+      <w:tblGrid>
+        <w:gridCol w:w="4536"/>
+        <w:gridCol w:w="4536"/>
+      </w:tblGrid>
+      <w:tr>
+        <w:tc>
+          <w:tcPr>
+            <w:tcW w:type="dxa" w:w="4536"/>
+            <w:tcBorders>
+              <w:top w:val="none"/>
+              <w:bottom w:val="none"/>
+              <w:left w:val="none"/>
+              <w:right w:val="none"/>
+            </w:tcBorders>
+          </w:tcPr>
+          <w:p>
+            <w:pPr>
+              <w:ind w:left="720"/>
+            </w:pPr>
+            <w:r>
+              <w:rPr>
+                <w:rFonts w:ascii="Adani" w:hAnsi="Adani"/>
+                <w:b w:val="0"/>
+                <w:sz w:val="20"/>
+                <w:u w:val="none"/>
+              </w:rPr>
+              <w:t>1.</w:t>
+              <w:tab/>
+              <w:t>Father</w:t>
+              <w:tab/>
+              <w:t>:</w:t>
+            </w:r>
+          </w:p>
+        </w:tc>
+        <w:tc>
+          <w:tcPr>
+            <w:tcW w:type="dxa" w:w="4536"/>
+            <w:tcBorders>
+              <w:top w:val="none"/>
+              <w:bottom w:val="none"/>
+              <w:left w:val="none"/>
+              <w:right w:val="none"/>
+            </w:tcBorders>
+          </w:tcPr>
+          <w:p>
+            <w:r>
+              <w:rPr>
+                <w:rFonts w:ascii="Adani" w:hAnsi="Adani"/>
+                <w:b w:val="0"/>
+                <w:sz w:val="20"/>
+                <w:u w:val="none"/>
+              </w:rPr>
+              <w:t>NIL</w:t>
+            </w:r>
+          </w:p>
+        </w:tc>
+      </w:tr>
+      <w:tr>
+        <w:tc>
+          <w:tcPr>
+            <w:tcW w:type="dxa" w:w="4536"/>
+            <w:tcBorders>
+              <w:top w:val="none"/>
+              <w:bottom w:val="none"/>
+              <w:left w:val="none"/>
+              <w:right w:val="none"/>
+            </w:tcBorders>
+          </w:tcPr>
+          <w:p>
+            <w:pPr>
+              <w:ind w:left="720"/>
+            </w:pPr>
+            <w:r>
+              <w:rPr>
+                <w:rFonts w:ascii="Adani" w:hAnsi="Adani"/>
+                <w:b w:val="0"/>
+                <w:sz w:val="20"/>
+                <w:u w:val="none"/>
+              </w:rPr>
+              <w:t>2.</w:t>
+              <w:tab/>
+              <w:t>Mother</w:t>
+              <w:tab/>
+              <w:t>:</w:t>
+            </w:r>
+          </w:p>
+        </w:tc>
+        <w:tc>
+          <w:tcPr>
+            <w:tcW w:type="dxa" w:w="4536"/>
+            <w:tcBorders>
+              <w:top w:val="none"/>
+              <w:bottom w:val="none"/>
+              <w:left w:val="none"/>
+              <w:right w:val="none"/>
+            </w:tcBorders>
+          </w:tcPr>
+          <w:p>
+            <w:r>
+              <w:rPr>
+                <w:rFonts w:ascii="Adani" w:hAnsi="Adani"/>
+                <w:b w:val="0"/>
+                <w:sz w:val="20"/>
+                <w:u w:val="none"/>
+              </w:rPr>
+              <w:t>NIL</w:t>
+            </w:r>
+          </w:p>
+        </w:tc>
+      </w:tr>
+      <w:tr>
+        <w:tc>
+          <w:tcPr>
+            <w:tcW w:type="dxa" w:w="4536"/>
+            <w:tcBorders>
+              <w:top w:val="none"/>
+              <w:bottom w:val="none"/>
+              <w:left w:val="none"/>
+              <w:right w:val="none"/>
+            </w:tcBorders>
+          </w:tcPr>
+          <w:p>
+            <w:pPr>
+              <w:ind w:left="720"/>
+            </w:pPr>
+            <w:r>
+              <w:rPr>
+                <w:rFonts w:ascii="Adani" w:hAnsi="Adani"/>
+                <w:b w:val="0"/>
+                <w:sz w:val="20"/>
+                <w:u w:val="none"/>
+              </w:rPr>
+              <w:t>3.</w:t>
+              <w:tab/>
+              <w:t>Son</w:t>
+              <w:tab/>
+              <w:t>:</w:t>
+            </w:r>
+          </w:p>
+        </w:tc>
+        <w:tc>
+          <w:tcPr>
+            <w:tcW w:type="dxa" w:w="4536"/>
+            <w:tcBorders>
+              <w:top w:val="none"/>
+              <w:bottom w:val="none"/>
+              <w:left w:val="none"/>
+              <w:right w:val="none"/>
+            </w:tcBorders>
+          </w:tcPr>
+          <w:p>
+            <w:r>
+              <w:rPr>
+                <w:rFonts w:ascii="Adani" w:hAnsi="Adani"/>
+                <w:b w:val="0"/>
+                <w:sz w:val="20"/>
+                <w:u w:val="none"/>
+              </w:rPr>
+              <w:t>NIL</w:t>
+            </w:r>
+          </w:p>
+        </w:tc>
+      </w:tr>
+      <w:tr>
+        <w:tc>
+          <w:tcPr>
+            <w:tcW w:type="dxa" w:w="4536"/>
+            <w:tcBorders>
+              <w:top w:val="none"/>
+              <w:bottom w:val="none"/>
+              <w:left w:val="none"/>
+              <w:right w:val="none"/>
+            </w:tcBorders>
+          </w:tcPr>
+          <w:p>
+            <w:pPr>
+              <w:ind w:left="720"/>
+            </w:pPr>
+            <w:r>
+              <w:rPr>
+                <w:rFonts w:ascii="Adani" w:hAnsi="Adani"/>
+                <w:b w:val="0"/>
+                <w:sz w:val="20"/>
+                <w:u w:val="none"/>
+              </w:rPr>
+              <w:t>4.</w:t>
+              <w:tab/>
+              <w:t>Son's Wife</w:t>
+              <w:tab/>
+              <w:t>:</w:t>
+            </w:r>
+          </w:p>
+        </w:tc>
+        <w:tc>
+          <w:tcPr>
+            <w:tcW w:type="dxa" w:w="4536"/>
+            <w:tcBorders>
+              <w:top w:val="none"/>
+              <w:bottom w:val="none"/>
+              <w:left w:val="none"/>
+              <w:right w:val="none"/>
+            </w:tcBorders>
+          </w:tcPr>
+          <w:p>
+            <w:r>
+              <w:rPr>
+                <w:rFonts w:ascii="Adani" w:hAnsi="Adani"/>
+                <w:b w:val="0"/>
+                <w:sz w:val="20"/>
+                <w:u w:val="none"/>
+              </w:rPr>
+              <w:t>NIL</w:t>
+            </w:r>
+          </w:p>
+        </w:tc>
+      </w:tr>
+      <w:tr>
+        <w:tc>
+          <w:tcPr>
+            <w:tcW w:type="dxa" w:w="4536"/>
+            <w:tcBorders>
+              <w:top w:val="none"/>
+              <w:bottom w:val="none"/>
+              <w:left w:val="none"/>
+              <w:right w:val="none"/>
+            </w:tcBorders>
+          </w:tcPr>
+          <w:p>
+            <w:pPr>
+              <w:ind w:left="720"/>
+            </w:pPr>
+            <w:r>
+              <w:rPr>
+                <w:rFonts w:ascii="Adani" w:hAnsi="Adani"/>
+                <w:b w:val="0"/>
+                <w:sz w:val="20"/>
+                <w:u w:val="none"/>
+              </w:rPr>
+              <w:t>5.</w:t>
+              <w:tab/>
+              <w:t>Daughter</w:t>
+              <w:tab/>
+              <w:t>:</w:t>
+            </w:r>
+          </w:p>
+        </w:tc>
+        <w:tc>
+          <w:tcPr>
+            <w:tcW w:type="dxa" w:w="4536"/>
+            <w:tcBorders>
+              <w:top w:val="none"/>
+              <w:bottom w:val="none"/>
+              <w:left w:val="none"/>
+              <w:right w:val="none"/>
+            </w:tcBorders>
+          </w:tcPr>
+          <w:p>
+            <w:r>
+              <w:rPr>
+                <w:rFonts w:ascii="Adani" w:hAnsi="Adani"/>
+                <w:b w:val="0"/>
+                <w:sz w:val="20"/>
+                <w:u w:val="none"/>
+              </w:rPr>
+              <w:t>NIL</w:t>
+            </w:r>
+          </w:p>
+        </w:tc>
+      </w:tr>
+      <w:tr>
+        <w:tc>
+          <w:tcPr>
+            <w:tcW w:type="dxa" w:w="4536"/>
+            <w:tcBorders>
+              <w:top w:val="none"/>
+              <w:bottom w:val="none"/>
+              <w:left w:val="none"/>
+              <w:right w:val="none"/>
+            </w:tcBorders>
+          </w:tcPr>
+          <w:p>
+            <w:pPr>
+              <w:ind w:left="720"/>
+            </w:pPr>
+            <w:r>
+              <w:rPr>
+                <w:rFonts w:ascii="Adani" w:hAnsi="Adani"/>
+                <w:b w:val="0"/>
+                <w:sz w:val="20"/>
+                <w:u w:val="none"/>
+              </w:rPr>
+              <w:t>6.</w:t>
+              <w:tab/>
+              <w:t>Daughter's Husband</w:t>
+              <w:tab/>
+              <w:t>:</w:t>
+            </w:r>
+          </w:p>
+        </w:tc>
+        <w:tc>
+          <w:tcPr>
+            <w:tcW w:type="dxa" w:w="4536"/>
+            <w:tcBorders>
+              <w:top w:val="none"/>
+              <w:bottom w:val="none"/>
+              <w:left w:val="none"/>
+              <w:right w:val="none"/>
+            </w:tcBorders>
+          </w:tcPr>
+          <w:p>
+            <w:r>
+              <w:rPr>
+                <w:rFonts w:ascii="Adani" w:hAnsi="Adani"/>
+                <w:b w:val="0"/>
+                <w:sz w:val="20"/>
+                <w:u w:val="none"/>
+              </w:rPr>
+              <w:t>NIL</w:t>
+            </w:r>
+          </w:p>
+        </w:tc>
+      </w:tr>
+      <w:tr>
+        <w:tc>
+          <w:tcPr>
+            <w:tcW w:type="dxa" w:w="4536"/>
+            <w:tcBorders>
+              <w:top w:val="none"/>
+              <w:bottom w:val="none"/>
+              <w:left w:val="none"/>
+              <w:right w:val="none"/>
+            </w:tcBorders>
+          </w:tcPr>
+          <w:p>
+            <w:pPr>
+              <w:ind w:left="720"/>
+            </w:pPr>
+            <w:r>
+              <w:rPr>
+                <w:rFonts w:ascii="Adani" w:hAnsi="Adani"/>
+                <w:b w:val="0"/>
+                <w:sz w:val="20"/>
+                <w:u w:val="none"/>
+              </w:rPr>
+              <w:t>7.</w:t>
+              <w:tab/>
+              <w:t>Brother</w:t>
+              <w:tab/>
+              <w:t>:</w:t>
+            </w:r>
+          </w:p>
+        </w:tc>
+        <w:tc>
+          <w:tcPr>
+            <w:tcW w:type="dxa" w:w="4536"/>
+            <w:tcBorders>
+              <w:top w:val="none"/>
+              <w:bottom w:val="none"/>
+              <w:left w:val="none"/>
+              <w:right w:val="none"/>
+            </w:tcBorders>
+          </w:tcPr>
+          <w:p>
+            <w:r>
+              <w:rPr>
+                <w:rFonts w:ascii="Adani" w:hAnsi="Adani"/>
+                <w:b w:val="0"/>
+                <w:sz w:val="20"/>
+                <w:u w:val="none"/>
+              </w:rPr>
+              <w:t>NIL</w:t>
+            </w:r>
+          </w:p>
+        </w:tc>
+      </w:tr>
+      <w:tr>
+        <w:tc>
+          <w:tcPr>
+            <w:tcW w:type="dxa" w:w="4536"/>
+            <w:tcBorders>
+              <w:top w:val="none"/>
+              <w:bottom w:val="none"/>
+              <w:left w:val="none"/>
+              <w:right w:val="none"/>
+            </w:tcBorders>
+          </w:tcPr>
+          <w:p>
+            <w:pPr>
+              <w:ind w:left="720"/>
+            </w:pPr>
+            <w:r>
+              <w:rPr>
+                <w:rFonts w:ascii="Adani" w:hAnsi="Adani"/>
+                <w:b w:val="0"/>
+                <w:sz w:val="20"/>
+                <w:u w:val="none"/>
+              </w:rPr>
+              <w:t>8.</w:t>
+              <w:tab/>
+              <w:t>Sister</w:t>
+              <w:tab/>
+              <w:t>:</w:t>
+            </w:r>
+          </w:p>
+        </w:tc>
+        <w:tc>
+          <w:tcPr>
+            <w:tcW w:type="dxa" w:w="4536"/>
+            <w:tcBorders>
+              <w:top w:val="none"/>
+              <w:bottom w:val="none"/>
+              <w:left w:val="none"/>
+              <w:right w:val="none"/>
+            </w:tcBorders>
+          </w:tcPr>
+          <w:p>
+            <w:r>
+              <w:rPr>
+                <w:rFonts w:ascii="Adani" w:hAnsi="Adani"/>
+                <w:b w:val="0"/>
+                <w:sz w:val="20"/>
+                <w:u w:val="none"/>
+              </w:rPr>
+              <w:t>NIL</w:t>
+            </w:r>
+          </w:p>
+        </w:tc>
+      </w:tr>
+    </w:tbl>
     <w:p/>
     <w:p>
       <w:pPr>
@@ -4149,7 +2457,7 @@
                 <w:sz w:val="18"/>
                 <w:u w:val="none"/>
               </w:rPr>
-              <w:t>Date:   07th May, 2026</w:t>
+              <w:t>Date:   15th May, 2026</w:t>
             </w:r>
           </w:p>
         </w:tc>
@@ -4310,7 +2618,7 @@
           <w:sz w:val="20"/>
           <w:u w:val="none"/>
         </w:rPr>
-        <w:t>07th May, 2026</w:t>
+        <w:t>15th May, 2026</w:t>
       </w:r>
     </w:p>
     <w:p>
@@ -4400,51 +2708,6 @@
           <w:sz w:val="20"/>
           <w:u w:val="none"/>
         </w:rPr>
-        <w:t>ADANI GANGAVARAM PORT LIMITED</w:t>
-      </w:r>
-    </w:p>
-    <w:p>
-      <w:pPr>
-        <w:spacing w:before="0" w:after="20"/>
-        <w:jc w:val="left"/>
-      </w:pPr>
-      <w:r>
-        <w:rPr>
-          <w:rFonts w:ascii="Adani" w:hAnsi="Adani"/>
-          <w:b/>
-          <w:sz w:val="20"/>
-          <w:u w:val="none"/>
-        </w:rPr>
-        <w:t>MARINE INFRASTRUCTURE DEVELOPER PRIVATE LIMITED</w:t>
-      </w:r>
-    </w:p>
-    <w:p>
-      <w:pPr>
-        <w:spacing w:before="0" w:after="20"/>
-        <w:jc w:val="left"/>
-      </w:pPr>
-      <w:r>
-        <w:rPr>
-          <w:rFonts w:ascii="Adani" w:hAnsi="Adani"/>
-          <w:b/>
-          <w:sz w:val="20"/>
-          <w:u w:val="none"/>
-        </w:rPr>
-        <w:t>ADANI AIRPORT HOLDINGS LIMITED</w:t>
-      </w:r>
-    </w:p>
-    <w:p>
-      <w:pPr>
-        <w:spacing w:before="0" w:after="20"/>
-        <w:jc w:val="left"/>
-      </w:pPr>
-      <w:r>
-        <w:rPr>
-          <w:rFonts w:ascii="Adani" w:hAnsi="Adani"/>
-          <w:b/>
-          <w:sz w:val="20"/>
-          <w:u w:val="none"/>
-        </w:rPr>
         <w:t>ADANI INFRACON LLP</w:t>
       </w:r>
     </w:p>
@@ -4475,142 +2738,7 @@
           <w:sz w:val="20"/>
           <w:u w:val="none"/>
         </w:rPr>
-        <w:t>ADANI TOTAL PRIVATE LIMITED</w:t>
-      </w:r>
-    </w:p>
-    <w:p>
-      <w:pPr>
-        <w:spacing w:before="0" w:after="20"/>
-        <w:jc w:val="left"/>
-      </w:pPr>
-      <w:r>
-        <w:rPr>
-          <w:rFonts w:ascii="Adani" w:hAnsi="Adani"/>
-          <w:b/>
-          <w:sz w:val="20"/>
-          <w:u w:val="none"/>
-        </w:rPr>
-        <w:t>ADANI KANDLA BULK TERMINAL PRIVATE LIMITED</w:t>
-      </w:r>
-    </w:p>
-    <w:p>
-      <w:pPr>
-        <w:spacing w:before="0" w:after="20"/>
-        <w:jc w:val="left"/>
-      </w:pPr>
-      <w:r>
-        <w:rPr>
-          <w:rFonts w:ascii="Adani" w:hAnsi="Adani"/>
-          <w:b/>
-          <w:sz w:val="20"/>
-          <w:u w:val="none"/>
-        </w:rPr>
-        <w:t>ADANI ENNORE CONTAINER TERMINAL PRIVATE LIMITED</w:t>
-      </w:r>
-    </w:p>
-    <w:p>
-      <w:pPr>
-        <w:spacing w:before="0" w:after="20"/>
-        <w:jc w:val="left"/>
-      </w:pPr>
-      <w:r>
-        <w:rPr>
-          <w:rFonts w:ascii="Adani" w:hAnsi="Adani"/>
-          <w:b/>
-          <w:sz w:val="20"/>
-          <w:u w:val="none"/>
-        </w:rPr>
-        <w:t>ADANI KATTUPALLI PORT LIMITED</w:t>
-      </w:r>
-    </w:p>
-    <w:p>
-      <w:pPr>
-        <w:spacing w:before="0" w:after="20"/>
-        <w:jc w:val="left"/>
-      </w:pPr>
-      <w:r>
-        <w:rPr>
-          <w:rFonts w:ascii="Adani" w:hAnsi="Adani"/>
-          <w:b/>
-          <w:sz w:val="20"/>
-          <w:u w:val="none"/>
-        </w:rPr>
-        <w:t>ADANI VIZHINJAM PORT PRIVATE LIMITED</w:t>
-      </w:r>
-    </w:p>
-    <w:p>
-      <w:pPr>
-        <w:spacing w:before="0" w:after="20"/>
-        <w:jc w:val="left"/>
-      </w:pPr>
-      <w:r>
-        <w:rPr>
-          <w:rFonts w:ascii="Adani" w:hAnsi="Adani"/>
-          <w:b/>
-          <w:sz w:val="20"/>
-          <w:u w:val="none"/>
-        </w:rPr>
-        <w:t>ADANI HAZIRA PORT LIMITED</w:t>
-      </w:r>
-    </w:p>
-    <w:p>
-      <w:pPr>
-        <w:spacing w:before="0" w:after="20"/>
-        <w:jc w:val="left"/>
-      </w:pPr>
-      <w:r>
-        <w:rPr>
-          <w:rFonts w:ascii="Adani" w:hAnsi="Adani"/>
-          <w:b/>
-          <w:sz w:val="20"/>
-          <w:u w:val="none"/>
-        </w:rPr>
-        <w:t>THE DHAMRA PORT COMPANY LIMITED</w:t>
-      </w:r>
-    </w:p>
-    <w:p>
-      <w:pPr>
-        <w:spacing w:before="0" w:after="20"/>
-        <w:jc w:val="left"/>
-      </w:pPr>
-      <w:r>
-        <w:rPr>
-          <w:rFonts w:ascii="Adani" w:hAnsi="Adani"/>
-          <w:b/>
-          <w:sz w:val="20"/>
-          <w:u w:val="none"/>
-        </w:rPr>
-        <w:t>ADANI PROPERTIES PRIVATE LIMITED</w:t>
-      </w:r>
-    </w:p>
-    <w:p>
-      <w:pPr>
-        <w:spacing w:before="0" w:after="20"/>
-        <w:jc w:val="left"/>
-      </w:pPr>
-      <w:r>
-        <w:rPr>
-          <w:rFonts w:ascii="Adani" w:hAnsi="Adani"/>
-          <w:b/>
-          <w:sz w:val="20"/>
-          <w:u w:val="none"/>
-        </w:rPr>
         <w:t>ADANI AGRO PRIVATE LIMITED</w:t>
-      </w:r>
-    </w:p>
-    <w:p>
-      <w:pPr>
-        <w:spacing w:before="0" w:after="20"/>
-        <w:jc w:val="left"/>
-      </w:pPr>
-      <w:r>
-        <w:rPr>
-          <w:rFonts w:ascii="Adani" w:hAnsi="Adani"/>
-          <w:b/>
-          <w:sz w:val="20"/>
-          <w:u w:val="none"/>
-        </w:rPr>
-        <w:t>ADANI PETRONET (DAHEJ) PORT LIMITED</w:t>
       </w:r>
     </w:p>
     <w:p/>
@@ -4716,36 +2844,6 @@
           <w:sz w:val="20"/>
           <w:u w:val="none"/>
         </w:rPr>
-        <w:t>ADANI GANGAVARAM PORT LIMITED</w:t>
-      </w:r>
-    </w:p>
-    <w:p>
-      <w:pPr>
-        <w:spacing w:before="0" w:after="20"/>
-        <w:jc w:val="left"/>
-      </w:pPr>
-      <w:r>
-        <w:rPr>
-          <w:rFonts w:ascii="Adani" w:hAnsi="Adani"/>
-          <w:b w:val="0"/>
-          <w:sz w:val="20"/>
-          <w:u w:val="none"/>
-        </w:rPr>
-        <w:t>ADANI AIRPORT HOLDINGS LIMITED</w:t>
-      </w:r>
-    </w:p>
-    <w:p>
-      <w:pPr>
-        <w:spacing w:before="0" w:after="20"/>
-        <w:jc w:val="left"/>
-      </w:pPr>
-      <w:r>
-        <w:rPr>
-          <w:rFonts w:ascii="Adani" w:hAnsi="Adani"/>
-          <w:b w:val="0"/>
-          <w:sz w:val="20"/>
-          <w:u w:val="none"/>
-        </w:rPr>
         <w:t>ADANI INFRACON LLP</w:t>
       </w:r>
     </w:p>
@@ -4762,66 +2860,6 @@
           <w:u w:val="none"/>
         </w:rPr>
         <w:t>ADANI PORTS AND SPECIAL ECONOMIC ZONE LIMITED</w:t>
-      </w:r>
-    </w:p>
-    <w:p>
-      <w:pPr>
-        <w:spacing w:before="0" w:after="20"/>
-        <w:jc w:val="left"/>
-      </w:pPr>
-      <w:r>
-        <w:rPr>
-          <w:rFonts w:ascii="Adani" w:hAnsi="Adani"/>
-          <w:b w:val="0"/>
-          <w:sz w:val="20"/>
-          <w:u w:val="none"/>
-        </w:rPr>
-        <w:t>ADANI KATTUPALLI PORT LIMITED</w:t>
-      </w:r>
-    </w:p>
-    <w:p>
-      <w:pPr>
-        <w:spacing w:before="0" w:after="20"/>
-        <w:jc w:val="left"/>
-      </w:pPr>
-      <w:r>
-        <w:rPr>
-          <w:rFonts w:ascii="Adani" w:hAnsi="Adani"/>
-          <w:b w:val="0"/>
-          <w:sz w:val="20"/>
-          <w:u w:val="none"/>
-        </w:rPr>
-        <w:t>ADANI HAZIRA PORT LIMITED</w:t>
-      </w:r>
-    </w:p>
-    <w:p>
-      <w:pPr>
-        <w:spacing w:before="0" w:after="20"/>
-        <w:jc w:val="left"/>
-      </w:pPr>
-      <w:r>
-        <w:rPr>
-          <w:rFonts w:ascii="Adani" w:hAnsi="Adani"/>
-          <w:b w:val="0"/>
-          <w:sz w:val="20"/>
-          <w:u w:val="none"/>
-        </w:rPr>
-        <w:t>THE DHAMRA PORT COMPANY LIMITED</w:t>
-      </w:r>
-    </w:p>
-    <w:p>
-      <w:pPr>
-        <w:spacing w:before="0" w:after="20"/>
-        <w:jc w:val="left"/>
-      </w:pPr>
-      <w:r>
-        <w:rPr>
-          <w:rFonts w:ascii="Adani" w:hAnsi="Adani"/>
-          <w:b w:val="0"/>
-          <w:sz w:val="20"/>
-          <w:u w:val="none"/>
-        </w:rPr>
-        <w:t>ADANI PETRONET (DAHEJ) PORT LIMITED</w:t>
       </w:r>
     </w:p>
     <w:p/>
@@ -4872,96 +2910,6 @@
           <w:u w:val="none"/>
         </w:rPr>
         <w:t>(C) Private Limited Companies which are not subsidiary(ies) of Public Companies:</w:t>
-      </w:r>
-    </w:p>
-    <w:p>
-      <w:pPr>
-        <w:spacing w:before="0" w:after="20"/>
-        <w:jc w:val="left"/>
-      </w:pPr>
-      <w:r>
-        <w:rPr>
-          <w:rFonts w:ascii="Adani" w:hAnsi="Adani"/>
-          <w:b w:val="0"/>
-          <w:sz w:val="20"/>
-          <w:u w:val="none"/>
-        </w:rPr>
-        <w:t>MARINE INFRASTRUCTURE DEVELOPER PRIVATE LIMITED</w:t>
-      </w:r>
-    </w:p>
-    <w:p>
-      <w:pPr>
-        <w:spacing w:before="0" w:after="20"/>
-        <w:jc w:val="left"/>
-      </w:pPr>
-      <w:r>
-        <w:rPr>
-          <w:rFonts w:ascii="Adani" w:hAnsi="Adani"/>
-          <w:b w:val="0"/>
-          <w:sz w:val="20"/>
-          <w:u w:val="none"/>
-        </w:rPr>
-        <w:t>ADANI TOTAL PRIVATE LIMITED</w:t>
-      </w:r>
-    </w:p>
-    <w:p>
-      <w:pPr>
-        <w:spacing w:before="0" w:after="20"/>
-        <w:jc w:val="left"/>
-      </w:pPr>
-      <w:r>
-        <w:rPr>
-          <w:rFonts w:ascii="Adani" w:hAnsi="Adani"/>
-          <w:b w:val="0"/>
-          <w:sz w:val="20"/>
-          <w:u w:val="none"/>
-        </w:rPr>
-        <w:t>ADANI KANDLA BULK TERMINAL PRIVATE LIMITED</w:t>
-      </w:r>
-    </w:p>
-    <w:p>
-      <w:pPr>
-        <w:spacing w:before="0" w:after="20"/>
-        <w:jc w:val="left"/>
-      </w:pPr>
-      <w:r>
-        <w:rPr>
-          <w:rFonts w:ascii="Adani" w:hAnsi="Adani"/>
-          <w:b w:val="0"/>
-          <w:sz w:val="20"/>
-          <w:u w:val="none"/>
-        </w:rPr>
-        <w:t>ADANI ENNORE CONTAINER TERMINAL PRIVATE LIMITED</w:t>
-      </w:r>
-    </w:p>
-    <w:p>
-      <w:pPr>
-        <w:spacing w:before="0" w:after="20"/>
-        <w:jc w:val="left"/>
-      </w:pPr>
-      <w:r>
-        <w:rPr>
-          <w:rFonts w:ascii="Adani" w:hAnsi="Adani"/>
-          <w:b w:val="0"/>
-          <w:sz w:val="20"/>
-          <w:u w:val="none"/>
-        </w:rPr>
-        <w:t>ADANI VIZHINJAM PORT PRIVATE LIMITED</w:t>
-      </w:r>
-    </w:p>
-    <w:p>
-      <w:pPr>
-        <w:spacing w:before="0" w:after="20"/>
-        <w:jc w:val="left"/>
-      </w:pPr>
-      <w:r>
-        <w:rPr>
-          <w:rFonts w:ascii="Adani" w:hAnsi="Adani"/>
-          <w:b w:val="0"/>
-          <w:sz w:val="20"/>
-          <w:u w:val="none"/>
-        </w:rPr>
-        <w:t>ADANI PROPERTIES PRIVATE LIMITED</w:t>
       </w:r>
     </w:p>
     <w:p>
@@ -5734,7 +3682,7 @@
                 <w:sz w:val="18"/>
                 <w:u w:val="none"/>
               </w:rPr>
-              <w:t>18</w:t>
+              <w:t>6</w:t>
             </w:r>
           </w:p>
         </w:tc>
@@ -6249,348 +4197,6 @@
                 <w:sz w:val="18"/>
                 <w:u w:val="none"/>
               </w:rPr>
-              <w:t>U61100GJ2021PLC124091</w:t>
-            </w:r>
-          </w:p>
-        </w:tc>
-        <w:tc>
-          <w:tcPr>
-            <w:tcW w:type="dxa" w:w="4252"/>
-            <w:shd w:val="clear" w:color="auto" w:fill="FFFFFF"/>
-            <w:tcBorders>
-              <w:top w:val="single" w:sz="4" w:space="0" w:color="000000"/>
-              <w:left w:val="single" w:sz="4" w:space="0" w:color="000000"/>
-              <w:bottom w:val="single" w:sz="4" w:space="0" w:color="000000"/>
-              <w:right w:val="single" w:sz="4" w:space="0" w:color="000000"/>
-            </w:tcBorders>
-            <w:vAlign w:val="center"/>
-          </w:tcPr>
-          <w:p>
-            <w:pPr>
-              <w:spacing w:before="40" w:after="40"/>
-              <w:jc w:val="left"/>
-            </w:pPr>
-            <w:r>
-              <w:rPr>
-                <w:rFonts w:ascii="Adani" w:hAnsi="Adani"/>
-                <w:b w:val="0"/>
-                <w:sz w:val="18"/>
-                <w:u w:val="none"/>
-              </w:rPr>
-              <w:t>ADANI GANGAVARAM PORT LIMITED</w:t>
-            </w:r>
-          </w:p>
-        </w:tc>
-        <w:tc>
-          <w:tcPr>
-            <w:tcW w:type="dxa" w:w="1587"/>
-            <w:shd w:val="clear" w:color="auto" w:fill="FFFFFF"/>
-            <w:tcBorders>
-              <w:top w:val="single" w:sz="4" w:space="0" w:color="000000"/>
-              <w:left w:val="single" w:sz="4" w:space="0" w:color="000000"/>
-              <w:bottom w:val="single" w:sz="4" w:space="0" w:color="000000"/>
-              <w:right w:val="single" w:sz="4" w:space="0" w:color="000000"/>
-            </w:tcBorders>
-            <w:vAlign w:val="center"/>
-          </w:tcPr>
-          <w:p>
-            <w:pPr>
-              <w:spacing w:before="40" w:after="40"/>
-              <w:jc w:val="left"/>
-            </w:pPr>
-            <w:r>
-              <w:rPr>
-                <w:rFonts w:ascii="Adani" w:hAnsi="Adani"/>
-                <w:b w:val="0"/>
-                <w:sz w:val="18"/>
-                <w:u w:val="none"/>
-              </w:rPr>
-              <w:t>Director</w:t>
-            </w:r>
-          </w:p>
-        </w:tc>
-        <w:tc>
-          <w:tcPr>
-            <w:tcW w:type="dxa" w:w="1304"/>
-            <w:shd w:val="clear" w:color="auto" w:fill="FFFFFF"/>
-            <w:tcBorders>
-              <w:top w:val="single" w:sz="4" w:space="0" w:color="000000"/>
-              <w:left w:val="single" w:sz="4" w:space="0" w:color="000000"/>
-              <w:bottom w:val="single" w:sz="4" w:space="0" w:color="000000"/>
-              <w:right w:val="single" w:sz="4" w:space="0" w:color="000000"/>
-            </w:tcBorders>
-            <w:vAlign w:val="center"/>
-          </w:tcPr>
-          <w:p>
-            <w:pPr>
-              <w:spacing w:before="40" w:after="40"/>
-              <w:jc w:val="left"/>
-            </w:pPr>
-            <w:r>
-              <w:rPr>
-                <w:rFonts w:ascii="Adani" w:hAnsi="Adani"/>
-                <w:b w:val="0"/>
-                <w:sz w:val="18"/>
-                <w:u w:val="none"/>
-              </w:rPr>
-              <w:t>14/07/2021</w:t>
-            </w:r>
-          </w:p>
-        </w:tc>
-      </w:tr>
-      <w:tr>
-        <w:tc>
-          <w:tcPr>
-            <w:tcW w:type="dxa" w:w="2268"/>
-            <w:shd w:val="clear" w:color="auto" w:fill="FFFFFF"/>
-            <w:tcBorders>
-              <w:top w:val="single" w:sz="4" w:space="0" w:color="000000"/>
-              <w:left w:val="single" w:sz="4" w:space="0" w:color="000000"/>
-              <w:bottom w:val="single" w:sz="4" w:space="0" w:color="000000"/>
-              <w:right w:val="single" w:sz="4" w:space="0" w:color="000000"/>
-            </w:tcBorders>
-            <w:vAlign w:val="center"/>
-          </w:tcPr>
-          <w:p>
-            <w:pPr>
-              <w:spacing w:before="40" w:after="40"/>
-              <w:jc w:val="left"/>
-            </w:pPr>
-            <w:r>
-              <w:rPr>
-                <w:rFonts w:ascii="Adani" w:hAnsi="Adani"/>
-                <w:b w:val="0"/>
-                <w:sz w:val="18"/>
-                <w:u w:val="none"/>
-              </w:rPr>
-              <w:t>U74999TN2016PTC103769</w:t>
-            </w:r>
-          </w:p>
-        </w:tc>
-        <w:tc>
-          <w:tcPr>
-            <w:tcW w:type="dxa" w:w="4252"/>
-            <w:shd w:val="clear" w:color="auto" w:fill="FFFFFF"/>
-            <w:tcBorders>
-              <w:top w:val="single" w:sz="4" w:space="0" w:color="000000"/>
-              <w:left w:val="single" w:sz="4" w:space="0" w:color="000000"/>
-              <w:bottom w:val="single" w:sz="4" w:space="0" w:color="000000"/>
-              <w:right w:val="single" w:sz="4" w:space="0" w:color="000000"/>
-            </w:tcBorders>
-            <w:vAlign w:val="center"/>
-          </w:tcPr>
-          <w:p>
-            <w:pPr>
-              <w:spacing w:before="40" w:after="40"/>
-              <w:jc w:val="left"/>
-            </w:pPr>
-            <w:r>
-              <w:rPr>
-                <w:rFonts w:ascii="Adani" w:hAnsi="Adani"/>
-                <w:b w:val="0"/>
-                <w:sz w:val="18"/>
-                <w:u w:val="none"/>
-              </w:rPr>
-              <w:t>MARINE INFRASTRUCTURE DEVELOPER PRIVATE LIMITED</w:t>
-            </w:r>
-          </w:p>
-        </w:tc>
-        <w:tc>
-          <w:tcPr>
-            <w:tcW w:type="dxa" w:w="1587"/>
-            <w:shd w:val="clear" w:color="auto" w:fill="FFFFFF"/>
-            <w:tcBorders>
-              <w:top w:val="single" w:sz="4" w:space="0" w:color="000000"/>
-              <w:left w:val="single" w:sz="4" w:space="0" w:color="000000"/>
-              <w:bottom w:val="single" w:sz="4" w:space="0" w:color="000000"/>
-              <w:right w:val="single" w:sz="4" w:space="0" w:color="000000"/>
-            </w:tcBorders>
-            <w:vAlign w:val="center"/>
-          </w:tcPr>
-          <w:p>
-            <w:pPr>
-              <w:spacing w:before="40" w:after="40"/>
-              <w:jc w:val="left"/>
-            </w:pPr>
-            <w:r>
-              <w:rPr>
-                <w:rFonts w:ascii="Adani" w:hAnsi="Adani"/>
-                <w:b w:val="0"/>
-                <w:sz w:val="18"/>
-                <w:u w:val="none"/>
-              </w:rPr>
-              <w:t>Director</w:t>
-            </w:r>
-          </w:p>
-        </w:tc>
-        <w:tc>
-          <w:tcPr>
-            <w:tcW w:type="dxa" w:w="1304"/>
-            <w:shd w:val="clear" w:color="auto" w:fill="FFFFFF"/>
-            <w:tcBorders>
-              <w:top w:val="single" w:sz="4" w:space="0" w:color="000000"/>
-              <w:left w:val="single" w:sz="4" w:space="0" w:color="000000"/>
-              <w:bottom w:val="single" w:sz="4" w:space="0" w:color="000000"/>
-              <w:right w:val="single" w:sz="4" w:space="0" w:color="000000"/>
-            </w:tcBorders>
-            <w:vAlign w:val="center"/>
-          </w:tcPr>
-          <w:p>
-            <w:pPr>
-              <w:spacing w:before="40" w:after="40"/>
-              <w:jc w:val="left"/>
-            </w:pPr>
-            <w:r>
-              <w:rPr>
-                <w:rFonts w:ascii="Adani" w:hAnsi="Adani"/>
-                <w:b w:val="0"/>
-                <w:sz w:val="18"/>
-                <w:u w:val="none"/>
-              </w:rPr>
-              <w:t>06/05/2021</w:t>
-            </w:r>
-          </w:p>
-        </w:tc>
-      </w:tr>
-      <w:tr>
-        <w:tc>
-          <w:tcPr>
-            <w:tcW w:type="dxa" w:w="2268"/>
-            <w:shd w:val="clear" w:color="auto" w:fill="FFFFFF"/>
-            <w:tcBorders>
-              <w:top w:val="single" w:sz="4" w:space="0" w:color="000000"/>
-              <w:left w:val="single" w:sz="4" w:space="0" w:color="000000"/>
-              <w:bottom w:val="single" w:sz="4" w:space="0" w:color="000000"/>
-              <w:right w:val="single" w:sz="4" w:space="0" w:color="000000"/>
-            </w:tcBorders>
-            <w:vAlign w:val="center"/>
-          </w:tcPr>
-          <w:p>
-            <w:pPr>
-              <w:spacing w:before="40" w:after="40"/>
-              <w:jc w:val="left"/>
-            </w:pPr>
-            <w:r>
-              <w:rPr>
-                <w:rFonts w:ascii="Adani" w:hAnsi="Adani"/>
-                <w:b w:val="0"/>
-                <w:sz w:val="18"/>
-                <w:u w:val="none"/>
-              </w:rPr>
-              <w:t>U62100GJ2019PLC109395</w:t>
-            </w:r>
-          </w:p>
-        </w:tc>
-        <w:tc>
-          <w:tcPr>
-            <w:tcW w:type="dxa" w:w="4252"/>
-            <w:shd w:val="clear" w:color="auto" w:fill="FFFFFF"/>
-            <w:tcBorders>
-              <w:top w:val="single" w:sz="4" w:space="0" w:color="000000"/>
-              <w:left w:val="single" w:sz="4" w:space="0" w:color="000000"/>
-              <w:bottom w:val="single" w:sz="4" w:space="0" w:color="000000"/>
-              <w:right w:val="single" w:sz="4" w:space="0" w:color="000000"/>
-            </w:tcBorders>
-            <w:vAlign w:val="center"/>
-          </w:tcPr>
-          <w:p>
-            <w:pPr>
-              <w:spacing w:before="40" w:after="40"/>
-              <w:jc w:val="left"/>
-            </w:pPr>
-            <w:r>
-              <w:rPr>
-                <w:rFonts w:ascii="Adani" w:hAnsi="Adani"/>
-                <w:b w:val="0"/>
-                <w:sz w:val="18"/>
-                <w:u w:val="none"/>
-              </w:rPr>
-              <w:t>ADANI AIRPORT HOLDINGS LIMITED</w:t>
-            </w:r>
-          </w:p>
-        </w:tc>
-        <w:tc>
-          <w:tcPr>
-            <w:tcW w:type="dxa" w:w="1587"/>
-            <w:shd w:val="clear" w:color="auto" w:fill="FFFFFF"/>
-            <w:tcBorders>
-              <w:top w:val="single" w:sz="4" w:space="0" w:color="000000"/>
-              <w:left w:val="single" w:sz="4" w:space="0" w:color="000000"/>
-              <w:bottom w:val="single" w:sz="4" w:space="0" w:color="000000"/>
-              <w:right w:val="single" w:sz="4" w:space="0" w:color="000000"/>
-            </w:tcBorders>
-            <w:vAlign w:val="center"/>
-          </w:tcPr>
-          <w:p>
-            <w:pPr>
-              <w:spacing w:before="40" w:after="40"/>
-              <w:jc w:val="left"/>
-            </w:pPr>
-            <w:r>
-              <w:rPr>
-                <w:rFonts w:ascii="Adani" w:hAnsi="Adani"/>
-                <w:b w:val="0"/>
-                <w:sz w:val="18"/>
-                <w:u w:val="none"/>
-              </w:rPr>
-              <w:t>Director</w:t>
-            </w:r>
-          </w:p>
-        </w:tc>
-        <w:tc>
-          <w:tcPr>
-            <w:tcW w:type="dxa" w:w="1304"/>
-            <w:shd w:val="clear" w:color="auto" w:fill="FFFFFF"/>
-            <w:tcBorders>
-              <w:top w:val="single" w:sz="4" w:space="0" w:color="000000"/>
-              <w:left w:val="single" w:sz="4" w:space="0" w:color="000000"/>
-              <w:bottom w:val="single" w:sz="4" w:space="0" w:color="000000"/>
-              <w:right w:val="single" w:sz="4" w:space="0" w:color="000000"/>
-            </w:tcBorders>
-            <w:vAlign w:val="center"/>
-          </w:tcPr>
-          <w:p>
-            <w:pPr>
-              <w:spacing w:before="40" w:after="40"/>
-              <w:jc w:val="left"/>
-            </w:pPr>
-            <w:r>
-              <w:rPr>
-                <w:rFonts w:ascii="Adani" w:hAnsi="Adani"/>
-                <w:b w:val="0"/>
-                <w:sz w:val="18"/>
-                <w:u w:val="none"/>
-              </w:rPr>
-              <w:t>02/08/2019</w:t>
-            </w:r>
-          </w:p>
-        </w:tc>
-      </w:tr>
-      <w:tr>
-        <w:tc>
-          <w:tcPr>
-            <w:tcW w:type="dxa" w:w="2268"/>
-            <w:shd w:val="clear" w:color="auto" w:fill="FFFFFF"/>
-            <w:tcBorders>
-              <w:top w:val="single" w:sz="4" w:space="0" w:color="000000"/>
-              <w:left w:val="single" w:sz="4" w:space="0" w:color="000000"/>
-              <w:bottom w:val="single" w:sz="4" w:space="0" w:color="000000"/>
-              <w:right w:val="single" w:sz="4" w:space="0" w:color="000000"/>
-            </w:tcBorders>
-            <w:vAlign w:val="center"/>
-          </w:tcPr>
-          <w:p>
-            <w:pPr>
-              <w:spacing w:before="40" w:after="40"/>
-              <w:jc w:val="left"/>
-            </w:pPr>
-            <w:r>
-              <w:rPr>
-                <w:rFonts w:ascii="Adani" w:hAnsi="Adani"/>
-                <w:b w:val="0"/>
-                <w:sz w:val="18"/>
-                <w:u w:val="none"/>
-              </w:rPr>
               <w:t>AAI-9428</w:t>
             </w:r>
           </w:p>
@@ -6819,918 +4425,6 @@
                 <w:sz w:val="18"/>
                 <w:u w:val="none"/>
               </w:rPr>
-              <w:t>U11201GJ2016PTC091695</w:t>
-            </w:r>
-          </w:p>
-        </w:tc>
-        <w:tc>
-          <w:tcPr>
-            <w:tcW w:type="dxa" w:w="4252"/>
-            <w:shd w:val="clear" w:color="auto" w:fill="FFFFFF"/>
-            <w:tcBorders>
-              <w:top w:val="single" w:sz="4" w:space="0" w:color="000000"/>
-              <w:left w:val="single" w:sz="4" w:space="0" w:color="000000"/>
-              <w:bottom w:val="single" w:sz="4" w:space="0" w:color="000000"/>
-              <w:right w:val="single" w:sz="4" w:space="0" w:color="000000"/>
-            </w:tcBorders>
-            <w:vAlign w:val="center"/>
-          </w:tcPr>
-          <w:p>
-            <w:pPr>
-              <w:spacing w:before="40" w:after="40"/>
-              <w:jc w:val="left"/>
-            </w:pPr>
-            <w:r>
-              <w:rPr>
-                <w:rFonts w:ascii="Adani" w:hAnsi="Adani"/>
-                <w:b w:val="0"/>
-                <w:sz w:val="18"/>
-                <w:u w:val="none"/>
-              </w:rPr>
-              <w:t>ADANI TOTAL PRIVATE LIMITED</w:t>
-            </w:r>
-          </w:p>
-        </w:tc>
-        <w:tc>
-          <w:tcPr>
-            <w:tcW w:type="dxa" w:w="1587"/>
-            <w:shd w:val="clear" w:color="auto" w:fill="FFFFFF"/>
-            <w:tcBorders>
-              <w:top w:val="single" w:sz="4" w:space="0" w:color="000000"/>
-              <w:left w:val="single" w:sz="4" w:space="0" w:color="000000"/>
-              <w:bottom w:val="single" w:sz="4" w:space="0" w:color="000000"/>
-              <w:right w:val="single" w:sz="4" w:space="0" w:color="000000"/>
-            </w:tcBorders>
-            <w:vAlign w:val="center"/>
-          </w:tcPr>
-          <w:p>
-            <w:pPr>
-              <w:spacing w:before="40" w:after="40"/>
-              <w:jc w:val="left"/>
-            </w:pPr>
-            <w:r>
-              <w:rPr>
-                <w:rFonts w:ascii="Adani" w:hAnsi="Adani"/>
-                <w:b w:val="0"/>
-                <w:sz w:val="18"/>
-                <w:u w:val="none"/>
-              </w:rPr>
-              <w:t>Director</w:t>
-            </w:r>
-          </w:p>
-        </w:tc>
-        <w:tc>
-          <w:tcPr>
-            <w:tcW w:type="dxa" w:w="1304"/>
-            <w:shd w:val="clear" w:color="auto" w:fill="FFFFFF"/>
-            <w:tcBorders>
-              <w:top w:val="single" w:sz="4" w:space="0" w:color="000000"/>
-              <w:left w:val="single" w:sz="4" w:space="0" w:color="000000"/>
-              <w:bottom w:val="single" w:sz="4" w:space="0" w:color="000000"/>
-              <w:right w:val="single" w:sz="4" w:space="0" w:color="000000"/>
-            </w:tcBorders>
-            <w:vAlign w:val="center"/>
-          </w:tcPr>
-          <w:p>
-            <w:pPr>
-              <w:spacing w:before="40" w:after="40"/>
-              <w:jc w:val="left"/>
-            </w:pPr>
-            <w:r>
-              <w:rPr>
-                <w:rFonts w:ascii="Adani" w:hAnsi="Adani"/>
-                <w:b w:val="0"/>
-                <w:sz w:val="18"/>
-                <w:u w:val="none"/>
-              </w:rPr>
-              <w:t>26/04/2016</w:t>
-            </w:r>
-          </w:p>
-        </w:tc>
-      </w:tr>
-      <w:tr>
-        <w:tc>
-          <w:tcPr>
-            <w:tcW w:type="dxa" w:w="2268"/>
-            <w:shd w:val="clear" w:color="auto" w:fill="FFFFFF"/>
-            <w:tcBorders>
-              <w:top w:val="single" w:sz="4" w:space="0" w:color="000000"/>
-              <w:left w:val="single" w:sz="4" w:space="0" w:color="000000"/>
-              <w:bottom w:val="single" w:sz="4" w:space="0" w:color="000000"/>
-              <w:right w:val="single" w:sz="4" w:space="0" w:color="000000"/>
-            </w:tcBorders>
-            <w:vAlign w:val="center"/>
-          </w:tcPr>
-          <w:p>
-            <w:pPr>
-              <w:spacing w:before="40" w:after="40"/>
-              <w:jc w:val="left"/>
-            </w:pPr>
-            <w:r>
-              <w:rPr>
-                <w:rFonts w:ascii="Adani" w:hAnsi="Adani"/>
-                <w:b w:val="0"/>
-                <w:sz w:val="18"/>
-                <w:u w:val="none"/>
-              </w:rPr>
-              <w:t>U63090GJ2012PTC069305</w:t>
-            </w:r>
-          </w:p>
-        </w:tc>
-        <w:tc>
-          <w:tcPr>
-            <w:tcW w:type="dxa" w:w="4252"/>
-            <w:shd w:val="clear" w:color="auto" w:fill="FFFFFF"/>
-            <w:tcBorders>
-              <w:top w:val="single" w:sz="4" w:space="0" w:color="000000"/>
-              <w:left w:val="single" w:sz="4" w:space="0" w:color="000000"/>
-              <w:bottom w:val="single" w:sz="4" w:space="0" w:color="000000"/>
-              <w:right w:val="single" w:sz="4" w:space="0" w:color="000000"/>
-            </w:tcBorders>
-            <w:vAlign w:val="center"/>
-          </w:tcPr>
-          <w:p>
-            <w:pPr>
-              <w:spacing w:before="40" w:after="40"/>
-              <w:jc w:val="left"/>
-            </w:pPr>
-            <w:r>
-              <w:rPr>
-                <w:rFonts w:ascii="Adani" w:hAnsi="Adani"/>
-                <w:b w:val="0"/>
-                <w:sz w:val="18"/>
-                <w:u w:val="none"/>
-              </w:rPr>
-              <w:t>ADANI KANDLA BULK TERMINAL PRIVATE LIMITED</w:t>
-            </w:r>
-          </w:p>
-        </w:tc>
-        <w:tc>
-          <w:tcPr>
-            <w:tcW w:type="dxa" w:w="1587"/>
-            <w:shd w:val="clear" w:color="auto" w:fill="FFFFFF"/>
-            <w:tcBorders>
-              <w:top w:val="single" w:sz="4" w:space="0" w:color="000000"/>
-              <w:left w:val="single" w:sz="4" w:space="0" w:color="000000"/>
-              <w:bottom w:val="single" w:sz="4" w:space="0" w:color="000000"/>
-              <w:right w:val="single" w:sz="4" w:space="0" w:color="000000"/>
-            </w:tcBorders>
-            <w:vAlign w:val="center"/>
-          </w:tcPr>
-          <w:p>
-            <w:pPr>
-              <w:spacing w:before="40" w:after="40"/>
-              <w:jc w:val="left"/>
-            </w:pPr>
-            <w:r>
-              <w:rPr>
-                <w:rFonts w:ascii="Adani" w:hAnsi="Adani"/>
-                <w:b w:val="0"/>
-                <w:sz w:val="18"/>
-                <w:u w:val="none"/>
-              </w:rPr>
-              <w:t>Director</w:t>
-            </w:r>
-          </w:p>
-        </w:tc>
-        <w:tc>
-          <w:tcPr>
-            <w:tcW w:type="dxa" w:w="1304"/>
-            <w:shd w:val="clear" w:color="auto" w:fill="FFFFFF"/>
-            <w:tcBorders>
-              <w:top w:val="single" w:sz="4" w:space="0" w:color="000000"/>
-              <w:left w:val="single" w:sz="4" w:space="0" w:color="000000"/>
-              <w:bottom w:val="single" w:sz="4" w:space="0" w:color="000000"/>
-              <w:right w:val="single" w:sz="4" w:space="0" w:color="000000"/>
-            </w:tcBorders>
-            <w:vAlign w:val="center"/>
-          </w:tcPr>
-          <w:p>
-            <w:pPr>
-              <w:spacing w:before="40" w:after="40"/>
-              <w:jc w:val="left"/>
-            </w:pPr>
-            <w:r>
-              <w:rPr>
-                <w:rFonts w:ascii="Adani" w:hAnsi="Adani"/>
-                <w:b w:val="0"/>
-                <w:sz w:val="18"/>
-                <w:u w:val="none"/>
-              </w:rPr>
-              <w:t>09/11/2015</w:t>
-            </w:r>
-          </w:p>
-        </w:tc>
-      </w:tr>
-      <w:tr>
-        <w:tc>
-          <w:tcPr>
-            <w:tcW w:type="dxa" w:w="2268"/>
-            <w:shd w:val="clear" w:color="auto" w:fill="FFFFFF"/>
-            <w:tcBorders>
-              <w:top w:val="single" w:sz="4" w:space="0" w:color="000000"/>
-              <w:left w:val="single" w:sz="4" w:space="0" w:color="000000"/>
-              <w:bottom w:val="single" w:sz="4" w:space="0" w:color="000000"/>
-              <w:right w:val="single" w:sz="4" w:space="0" w:color="000000"/>
-            </w:tcBorders>
-            <w:vAlign w:val="center"/>
-          </w:tcPr>
-          <w:p>
-            <w:pPr>
-              <w:spacing w:before="40" w:after="40"/>
-              <w:jc w:val="left"/>
-            </w:pPr>
-            <w:r>
-              <w:rPr>
-                <w:rFonts w:ascii="Adani" w:hAnsi="Adani"/>
-                <w:b w:val="0"/>
-                <w:sz w:val="18"/>
-                <w:u w:val="none"/>
-              </w:rPr>
-              <w:t>U61200GJ2014PTC078795</w:t>
-            </w:r>
-          </w:p>
-        </w:tc>
-        <w:tc>
-          <w:tcPr>
-            <w:tcW w:type="dxa" w:w="4252"/>
-            <w:shd w:val="clear" w:color="auto" w:fill="FFFFFF"/>
-            <w:tcBorders>
-              <w:top w:val="single" w:sz="4" w:space="0" w:color="000000"/>
-              <w:left w:val="single" w:sz="4" w:space="0" w:color="000000"/>
-              <w:bottom w:val="single" w:sz="4" w:space="0" w:color="000000"/>
-              <w:right w:val="single" w:sz="4" w:space="0" w:color="000000"/>
-            </w:tcBorders>
-            <w:vAlign w:val="center"/>
-          </w:tcPr>
-          <w:p>
-            <w:pPr>
-              <w:spacing w:before="40" w:after="40"/>
-              <w:jc w:val="left"/>
-            </w:pPr>
-            <w:r>
-              <w:rPr>
-                <w:rFonts w:ascii="Adani" w:hAnsi="Adani"/>
-                <w:b w:val="0"/>
-                <w:sz w:val="18"/>
-                <w:u w:val="none"/>
-              </w:rPr>
-              <w:t>ADANI ENNORE CONTAINER TERMINAL PRIVATE LIMITED</w:t>
-            </w:r>
-          </w:p>
-        </w:tc>
-        <w:tc>
-          <w:tcPr>
-            <w:tcW w:type="dxa" w:w="1587"/>
-            <w:shd w:val="clear" w:color="auto" w:fill="FFFFFF"/>
-            <w:tcBorders>
-              <w:top w:val="single" w:sz="4" w:space="0" w:color="000000"/>
-              <w:left w:val="single" w:sz="4" w:space="0" w:color="000000"/>
-              <w:bottom w:val="single" w:sz="4" w:space="0" w:color="000000"/>
-              <w:right w:val="single" w:sz="4" w:space="0" w:color="000000"/>
-            </w:tcBorders>
-            <w:vAlign w:val="center"/>
-          </w:tcPr>
-          <w:p>
-            <w:pPr>
-              <w:spacing w:before="40" w:after="40"/>
-              <w:jc w:val="left"/>
-            </w:pPr>
-            <w:r>
-              <w:rPr>
-                <w:rFonts w:ascii="Adani" w:hAnsi="Adani"/>
-                <w:b w:val="0"/>
-                <w:sz w:val="18"/>
-                <w:u w:val="none"/>
-              </w:rPr>
-              <w:t>Director</w:t>
-            </w:r>
-          </w:p>
-        </w:tc>
-        <w:tc>
-          <w:tcPr>
-            <w:tcW w:type="dxa" w:w="1304"/>
-            <w:shd w:val="clear" w:color="auto" w:fill="FFFFFF"/>
-            <w:tcBorders>
-              <w:top w:val="single" w:sz="4" w:space="0" w:color="000000"/>
-              <w:left w:val="single" w:sz="4" w:space="0" w:color="000000"/>
-              <w:bottom w:val="single" w:sz="4" w:space="0" w:color="000000"/>
-              <w:right w:val="single" w:sz="4" w:space="0" w:color="000000"/>
-            </w:tcBorders>
-            <w:vAlign w:val="center"/>
-          </w:tcPr>
-          <w:p>
-            <w:pPr>
-              <w:spacing w:before="40" w:after="40"/>
-              <w:jc w:val="left"/>
-            </w:pPr>
-            <w:r>
-              <w:rPr>
-                <w:rFonts w:ascii="Adani" w:hAnsi="Adani"/>
-                <w:b w:val="0"/>
-                <w:sz w:val="18"/>
-                <w:u w:val="none"/>
-              </w:rPr>
-              <w:t>09/11/2015</w:t>
-            </w:r>
-          </w:p>
-        </w:tc>
-      </w:tr>
-      <w:tr>
-        <w:tc>
-          <w:tcPr>
-            <w:tcW w:type="dxa" w:w="2268"/>
-            <w:shd w:val="clear" w:color="auto" w:fill="FFFFFF"/>
-            <w:tcBorders>
-              <w:top w:val="single" w:sz="4" w:space="0" w:color="000000"/>
-              <w:left w:val="single" w:sz="4" w:space="0" w:color="000000"/>
-              <w:bottom w:val="single" w:sz="4" w:space="0" w:color="000000"/>
-              <w:right w:val="single" w:sz="4" w:space="0" w:color="000000"/>
-            </w:tcBorders>
-            <w:vAlign w:val="center"/>
-          </w:tcPr>
-          <w:p>
-            <w:pPr>
-              <w:spacing w:before="40" w:after="40"/>
-              <w:jc w:val="left"/>
-            </w:pPr>
-            <w:r>
-              <w:rPr>
-                <w:rFonts w:ascii="Adani" w:hAnsi="Adani"/>
-                <w:b w:val="0"/>
-                <w:sz w:val="18"/>
-                <w:u w:val="none"/>
-              </w:rPr>
-              <w:t>U61100GJ2015PLC084219</w:t>
-            </w:r>
-          </w:p>
-        </w:tc>
-        <w:tc>
-          <w:tcPr>
-            <w:tcW w:type="dxa" w:w="4252"/>
-            <w:shd w:val="clear" w:color="auto" w:fill="FFFFFF"/>
-            <w:tcBorders>
-              <w:top w:val="single" w:sz="4" w:space="0" w:color="000000"/>
-              <w:left w:val="single" w:sz="4" w:space="0" w:color="000000"/>
-              <w:bottom w:val="single" w:sz="4" w:space="0" w:color="000000"/>
-              <w:right w:val="single" w:sz="4" w:space="0" w:color="000000"/>
-            </w:tcBorders>
-            <w:vAlign w:val="center"/>
-          </w:tcPr>
-          <w:p>
-            <w:pPr>
-              <w:spacing w:before="40" w:after="40"/>
-              <w:jc w:val="left"/>
-            </w:pPr>
-            <w:r>
-              <w:rPr>
-                <w:rFonts w:ascii="Adani" w:hAnsi="Adani"/>
-                <w:b w:val="0"/>
-                <w:sz w:val="18"/>
-                <w:u w:val="none"/>
-              </w:rPr>
-              <w:t>ADANI KATTUPALLI PORT LIMITED</w:t>
-            </w:r>
-          </w:p>
-        </w:tc>
-        <w:tc>
-          <w:tcPr>
-            <w:tcW w:type="dxa" w:w="1587"/>
-            <w:shd w:val="clear" w:color="auto" w:fill="FFFFFF"/>
-            <w:tcBorders>
-              <w:top w:val="single" w:sz="4" w:space="0" w:color="000000"/>
-              <w:left w:val="single" w:sz="4" w:space="0" w:color="000000"/>
-              <w:bottom w:val="single" w:sz="4" w:space="0" w:color="000000"/>
-              <w:right w:val="single" w:sz="4" w:space="0" w:color="000000"/>
-            </w:tcBorders>
-            <w:vAlign w:val="center"/>
-          </w:tcPr>
-          <w:p>
-            <w:pPr>
-              <w:spacing w:before="40" w:after="40"/>
-              <w:jc w:val="left"/>
-            </w:pPr>
-            <w:r>
-              <w:rPr>
-                <w:rFonts w:ascii="Adani" w:hAnsi="Adani"/>
-                <w:b w:val="0"/>
-                <w:sz w:val="18"/>
-                <w:u w:val="none"/>
-              </w:rPr>
-              <w:t>Director</w:t>
-            </w:r>
-          </w:p>
-        </w:tc>
-        <w:tc>
-          <w:tcPr>
-            <w:tcW w:type="dxa" w:w="1304"/>
-            <w:shd w:val="clear" w:color="auto" w:fill="FFFFFF"/>
-            <w:tcBorders>
-              <w:top w:val="single" w:sz="4" w:space="0" w:color="000000"/>
-              <w:left w:val="single" w:sz="4" w:space="0" w:color="000000"/>
-              <w:bottom w:val="single" w:sz="4" w:space="0" w:color="000000"/>
-              <w:right w:val="single" w:sz="4" w:space="0" w:color="000000"/>
-            </w:tcBorders>
-            <w:vAlign w:val="center"/>
-          </w:tcPr>
-          <w:p>
-            <w:pPr>
-              <w:spacing w:before="40" w:after="40"/>
-              <w:jc w:val="left"/>
-            </w:pPr>
-            <w:r>
-              <w:rPr>
-                <w:rFonts w:ascii="Adani" w:hAnsi="Adani"/>
-                <w:b w:val="0"/>
-                <w:sz w:val="18"/>
-                <w:u w:val="none"/>
-              </w:rPr>
-              <w:t>07/11/2015</w:t>
-            </w:r>
-          </w:p>
-        </w:tc>
-      </w:tr>
-      <w:tr>
-        <w:tc>
-          <w:tcPr>
-            <w:tcW w:type="dxa" w:w="2268"/>
-            <w:shd w:val="clear" w:color="auto" w:fill="FFFFFF"/>
-            <w:tcBorders>
-              <w:top w:val="single" w:sz="4" w:space="0" w:color="000000"/>
-              <w:left w:val="single" w:sz="4" w:space="0" w:color="000000"/>
-              <w:bottom w:val="single" w:sz="4" w:space="0" w:color="000000"/>
-              <w:right w:val="single" w:sz="4" w:space="0" w:color="000000"/>
-            </w:tcBorders>
-            <w:vAlign w:val="center"/>
-          </w:tcPr>
-          <w:p>
-            <w:pPr>
-              <w:spacing w:before="40" w:after="40"/>
-              <w:jc w:val="left"/>
-            </w:pPr>
-            <w:r>
-              <w:rPr>
-                <w:rFonts w:ascii="Adani" w:hAnsi="Adani"/>
-                <w:b w:val="0"/>
-                <w:sz w:val="18"/>
-                <w:u w:val="none"/>
-              </w:rPr>
-              <w:t>U61200GJ2015PTC083954</w:t>
-            </w:r>
-          </w:p>
-        </w:tc>
-        <w:tc>
-          <w:tcPr>
-            <w:tcW w:type="dxa" w:w="4252"/>
-            <w:shd w:val="clear" w:color="auto" w:fill="FFFFFF"/>
-            <w:tcBorders>
-              <w:top w:val="single" w:sz="4" w:space="0" w:color="000000"/>
-              <w:left w:val="single" w:sz="4" w:space="0" w:color="000000"/>
-              <w:bottom w:val="single" w:sz="4" w:space="0" w:color="000000"/>
-              <w:right w:val="single" w:sz="4" w:space="0" w:color="000000"/>
-            </w:tcBorders>
-            <w:vAlign w:val="center"/>
-          </w:tcPr>
-          <w:p>
-            <w:pPr>
-              <w:spacing w:before="40" w:after="40"/>
-              <w:jc w:val="left"/>
-            </w:pPr>
-            <w:r>
-              <w:rPr>
-                <w:rFonts w:ascii="Adani" w:hAnsi="Adani"/>
-                <w:b w:val="0"/>
-                <w:sz w:val="18"/>
-                <w:u w:val="none"/>
-              </w:rPr>
-              <w:t>ADANI VIZHINJAM PORT PRIVATE LIMITED</w:t>
-            </w:r>
-          </w:p>
-        </w:tc>
-        <w:tc>
-          <w:tcPr>
-            <w:tcW w:type="dxa" w:w="1587"/>
-            <w:shd w:val="clear" w:color="auto" w:fill="FFFFFF"/>
-            <w:tcBorders>
-              <w:top w:val="single" w:sz="4" w:space="0" w:color="000000"/>
-              <w:left w:val="single" w:sz="4" w:space="0" w:color="000000"/>
-              <w:bottom w:val="single" w:sz="4" w:space="0" w:color="000000"/>
-              <w:right w:val="single" w:sz="4" w:space="0" w:color="000000"/>
-            </w:tcBorders>
-            <w:vAlign w:val="center"/>
-          </w:tcPr>
-          <w:p>
-            <w:pPr>
-              <w:spacing w:before="40" w:after="40"/>
-              <w:jc w:val="left"/>
-            </w:pPr>
-            <w:r>
-              <w:rPr>
-                <w:rFonts w:ascii="Adani" w:hAnsi="Adani"/>
-                <w:b w:val="0"/>
-                <w:sz w:val="18"/>
-                <w:u w:val="none"/>
-              </w:rPr>
-              <w:t>Director</w:t>
-            </w:r>
-          </w:p>
-        </w:tc>
-        <w:tc>
-          <w:tcPr>
-            <w:tcW w:type="dxa" w:w="1304"/>
-            <w:shd w:val="clear" w:color="auto" w:fill="FFFFFF"/>
-            <w:tcBorders>
-              <w:top w:val="single" w:sz="4" w:space="0" w:color="000000"/>
-              <w:left w:val="single" w:sz="4" w:space="0" w:color="000000"/>
-              <w:bottom w:val="single" w:sz="4" w:space="0" w:color="000000"/>
-              <w:right w:val="single" w:sz="4" w:space="0" w:color="000000"/>
-            </w:tcBorders>
-            <w:vAlign w:val="center"/>
-          </w:tcPr>
-          <w:p>
-            <w:pPr>
-              <w:spacing w:before="40" w:after="40"/>
-              <w:jc w:val="left"/>
-            </w:pPr>
-            <w:r>
-              <w:rPr>
-                <w:rFonts w:ascii="Adani" w:hAnsi="Adani"/>
-                <w:b w:val="0"/>
-                <w:sz w:val="18"/>
-                <w:u w:val="none"/>
-              </w:rPr>
-              <w:t>27/07/2015</w:t>
-            </w:r>
-          </w:p>
-        </w:tc>
-      </w:tr>
-      <w:tr>
-        <w:tc>
-          <w:tcPr>
-            <w:tcW w:type="dxa" w:w="2268"/>
-            <w:shd w:val="clear" w:color="auto" w:fill="FFFFFF"/>
-            <w:tcBorders>
-              <w:top w:val="single" w:sz="4" w:space="0" w:color="000000"/>
-              <w:left w:val="single" w:sz="4" w:space="0" w:color="000000"/>
-              <w:bottom w:val="single" w:sz="4" w:space="0" w:color="000000"/>
-              <w:right w:val="single" w:sz="4" w:space="0" w:color="000000"/>
-            </w:tcBorders>
-            <w:vAlign w:val="center"/>
-          </w:tcPr>
-          <w:p>
-            <w:pPr>
-              <w:spacing w:before="40" w:after="40"/>
-              <w:jc w:val="left"/>
-            </w:pPr>
-            <w:r>
-              <w:rPr>
-                <w:rFonts w:ascii="Adani" w:hAnsi="Adani"/>
-                <w:b w:val="0"/>
-                <w:sz w:val="18"/>
-                <w:u w:val="none"/>
-              </w:rPr>
-              <w:t>U45209GJ2009PLC058789</w:t>
-            </w:r>
-          </w:p>
-        </w:tc>
-        <w:tc>
-          <w:tcPr>
-            <w:tcW w:type="dxa" w:w="4252"/>
-            <w:shd w:val="clear" w:color="auto" w:fill="FFFFFF"/>
-            <w:tcBorders>
-              <w:top w:val="single" w:sz="4" w:space="0" w:color="000000"/>
-              <w:left w:val="single" w:sz="4" w:space="0" w:color="000000"/>
-              <w:bottom w:val="single" w:sz="4" w:space="0" w:color="000000"/>
-              <w:right w:val="single" w:sz="4" w:space="0" w:color="000000"/>
-            </w:tcBorders>
-            <w:vAlign w:val="center"/>
-          </w:tcPr>
-          <w:p>
-            <w:pPr>
-              <w:spacing w:before="40" w:after="40"/>
-              <w:jc w:val="left"/>
-            </w:pPr>
-            <w:r>
-              <w:rPr>
-                <w:rFonts w:ascii="Adani" w:hAnsi="Adani"/>
-                <w:b w:val="0"/>
-                <w:sz w:val="18"/>
-                <w:u w:val="none"/>
-              </w:rPr>
-              <w:t>ADANI HAZIRA PORT LIMITED</w:t>
-            </w:r>
-          </w:p>
-        </w:tc>
-        <w:tc>
-          <w:tcPr>
-            <w:tcW w:type="dxa" w:w="1587"/>
-            <w:shd w:val="clear" w:color="auto" w:fill="FFFFFF"/>
-            <w:tcBorders>
-              <w:top w:val="single" w:sz="4" w:space="0" w:color="000000"/>
-              <w:left w:val="single" w:sz="4" w:space="0" w:color="000000"/>
-              <w:bottom w:val="single" w:sz="4" w:space="0" w:color="000000"/>
-              <w:right w:val="single" w:sz="4" w:space="0" w:color="000000"/>
-            </w:tcBorders>
-            <w:vAlign w:val="center"/>
-          </w:tcPr>
-          <w:p>
-            <w:pPr>
-              <w:spacing w:before="40" w:after="40"/>
-              <w:jc w:val="left"/>
-            </w:pPr>
-            <w:r>
-              <w:rPr>
-                <w:rFonts w:ascii="Adani" w:hAnsi="Adani"/>
-                <w:b w:val="0"/>
-                <w:sz w:val="18"/>
-                <w:u w:val="none"/>
-              </w:rPr>
-              <w:t>Director</w:t>
-            </w:r>
-          </w:p>
-        </w:tc>
-        <w:tc>
-          <w:tcPr>
-            <w:tcW w:type="dxa" w:w="1304"/>
-            <w:shd w:val="clear" w:color="auto" w:fill="FFFFFF"/>
-            <w:tcBorders>
-              <w:top w:val="single" w:sz="4" w:space="0" w:color="000000"/>
-              <w:left w:val="single" w:sz="4" w:space="0" w:color="000000"/>
-              <w:bottom w:val="single" w:sz="4" w:space="0" w:color="000000"/>
-              <w:right w:val="single" w:sz="4" w:space="0" w:color="000000"/>
-            </w:tcBorders>
-            <w:vAlign w:val="center"/>
-          </w:tcPr>
-          <w:p>
-            <w:pPr>
-              <w:spacing w:before="40" w:after="40"/>
-              <w:jc w:val="left"/>
-            </w:pPr>
-            <w:r>
-              <w:rPr>
-                <w:rFonts w:ascii="Adani" w:hAnsi="Adani"/>
-                <w:b w:val="0"/>
-                <w:sz w:val="18"/>
-                <w:u w:val="none"/>
-              </w:rPr>
-              <w:t>08/08/2014</w:t>
-            </w:r>
-          </w:p>
-        </w:tc>
-      </w:tr>
-      <w:tr>
-        <w:tc>
-          <w:tcPr>
-            <w:tcW w:type="dxa" w:w="2268"/>
-            <w:shd w:val="clear" w:color="auto" w:fill="FFFFFF"/>
-            <w:tcBorders>
-              <w:top w:val="single" w:sz="4" w:space="0" w:color="000000"/>
-              <w:left w:val="single" w:sz="4" w:space="0" w:color="000000"/>
-              <w:bottom w:val="single" w:sz="4" w:space="0" w:color="000000"/>
-              <w:right w:val="single" w:sz="4" w:space="0" w:color="000000"/>
-            </w:tcBorders>
-            <w:vAlign w:val="center"/>
-          </w:tcPr>
-          <w:p>
-            <w:pPr>
-              <w:spacing w:before="40" w:after="40"/>
-              <w:jc w:val="left"/>
-            </w:pPr>
-            <w:r>
-              <w:rPr>
-                <w:rFonts w:ascii="Adani" w:hAnsi="Adani"/>
-                <w:b w:val="0"/>
-                <w:sz w:val="18"/>
-                <w:u w:val="none"/>
-              </w:rPr>
-              <w:t>U45205OR1998PLC005448</w:t>
-            </w:r>
-          </w:p>
-        </w:tc>
-        <w:tc>
-          <w:tcPr>
-            <w:tcW w:type="dxa" w:w="4252"/>
-            <w:shd w:val="clear" w:color="auto" w:fill="FFFFFF"/>
-            <w:tcBorders>
-              <w:top w:val="single" w:sz="4" w:space="0" w:color="000000"/>
-              <w:left w:val="single" w:sz="4" w:space="0" w:color="000000"/>
-              <w:bottom w:val="single" w:sz="4" w:space="0" w:color="000000"/>
-              <w:right w:val="single" w:sz="4" w:space="0" w:color="000000"/>
-            </w:tcBorders>
-            <w:vAlign w:val="center"/>
-          </w:tcPr>
-          <w:p>
-            <w:pPr>
-              <w:spacing w:before="40" w:after="40"/>
-              <w:jc w:val="left"/>
-            </w:pPr>
-            <w:r>
-              <w:rPr>
-                <w:rFonts w:ascii="Adani" w:hAnsi="Adani"/>
-                <w:b w:val="0"/>
-                <w:sz w:val="18"/>
-                <w:u w:val="none"/>
-              </w:rPr>
-              <w:t>THE DHAMRA PORT COMPANY LIMITED</w:t>
-            </w:r>
-          </w:p>
-        </w:tc>
-        <w:tc>
-          <w:tcPr>
-            <w:tcW w:type="dxa" w:w="1587"/>
-            <w:shd w:val="clear" w:color="auto" w:fill="FFFFFF"/>
-            <w:tcBorders>
-              <w:top w:val="single" w:sz="4" w:space="0" w:color="000000"/>
-              <w:left w:val="single" w:sz="4" w:space="0" w:color="000000"/>
-              <w:bottom w:val="single" w:sz="4" w:space="0" w:color="000000"/>
-              <w:right w:val="single" w:sz="4" w:space="0" w:color="000000"/>
-            </w:tcBorders>
-            <w:vAlign w:val="center"/>
-          </w:tcPr>
-          <w:p>
-            <w:pPr>
-              <w:spacing w:before="40" w:after="40"/>
-              <w:jc w:val="left"/>
-            </w:pPr>
-            <w:r>
-              <w:rPr>
-                <w:rFonts w:ascii="Adani" w:hAnsi="Adani"/>
-                <w:b w:val="0"/>
-                <w:sz w:val="18"/>
-                <w:u w:val="none"/>
-              </w:rPr>
-              <w:t>Director</w:t>
-            </w:r>
-          </w:p>
-        </w:tc>
-        <w:tc>
-          <w:tcPr>
-            <w:tcW w:type="dxa" w:w="1304"/>
-            <w:shd w:val="clear" w:color="auto" w:fill="FFFFFF"/>
-            <w:tcBorders>
-              <w:top w:val="single" w:sz="4" w:space="0" w:color="000000"/>
-              <w:left w:val="single" w:sz="4" w:space="0" w:color="000000"/>
-              <w:bottom w:val="single" w:sz="4" w:space="0" w:color="000000"/>
-              <w:right w:val="single" w:sz="4" w:space="0" w:color="000000"/>
-            </w:tcBorders>
-            <w:vAlign w:val="center"/>
-          </w:tcPr>
-          <w:p>
-            <w:pPr>
-              <w:spacing w:before="40" w:after="40"/>
-              <w:jc w:val="left"/>
-            </w:pPr>
-            <w:r>
-              <w:rPr>
-                <w:rFonts w:ascii="Adani" w:hAnsi="Adani"/>
-                <w:b w:val="0"/>
-                <w:sz w:val="18"/>
-                <w:u w:val="none"/>
-              </w:rPr>
-              <w:t>23/06/2014</w:t>
-            </w:r>
-          </w:p>
-        </w:tc>
-      </w:tr>
-      <w:tr>
-        <w:tc>
-          <w:tcPr>
-            <w:tcW w:type="dxa" w:w="2268"/>
-            <w:shd w:val="clear" w:color="auto" w:fill="FFFFFF"/>
-            <w:tcBorders>
-              <w:top w:val="single" w:sz="4" w:space="0" w:color="000000"/>
-              <w:left w:val="single" w:sz="4" w:space="0" w:color="000000"/>
-              <w:bottom w:val="single" w:sz="4" w:space="0" w:color="000000"/>
-              <w:right w:val="single" w:sz="4" w:space="0" w:color="000000"/>
-            </w:tcBorders>
-            <w:vAlign w:val="center"/>
-          </w:tcPr>
-          <w:p>
-            <w:pPr>
-              <w:spacing w:before="40" w:after="40"/>
-              <w:jc w:val="left"/>
-            </w:pPr>
-            <w:r>
-              <w:rPr>
-                <w:rFonts w:ascii="Adani" w:hAnsi="Adani"/>
-                <w:b w:val="0"/>
-                <w:sz w:val="18"/>
-                <w:u w:val="none"/>
-              </w:rPr>
-              <w:t>U45201GJ1995PTC026067</w:t>
-            </w:r>
-          </w:p>
-        </w:tc>
-        <w:tc>
-          <w:tcPr>
-            <w:tcW w:type="dxa" w:w="4252"/>
-            <w:shd w:val="clear" w:color="auto" w:fill="FFFFFF"/>
-            <w:tcBorders>
-              <w:top w:val="single" w:sz="4" w:space="0" w:color="000000"/>
-              <w:left w:val="single" w:sz="4" w:space="0" w:color="000000"/>
-              <w:bottom w:val="single" w:sz="4" w:space="0" w:color="000000"/>
-              <w:right w:val="single" w:sz="4" w:space="0" w:color="000000"/>
-            </w:tcBorders>
-            <w:vAlign w:val="center"/>
-          </w:tcPr>
-          <w:p>
-            <w:pPr>
-              <w:spacing w:before="40" w:after="40"/>
-              <w:jc w:val="left"/>
-            </w:pPr>
-            <w:r>
-              <w:rPr>
-                <w:rFonts w:ascii="Adani" w:hAnsi="Adani"/>
-                <w:b w:val="0"/>
-                <w:sz w:val="18"/>
-                <w:u w:val="none"/>
-              </w:rPr>
-              <w:t>ADANI PROPERTIES PRIVATE LIMITED</w:t>
-            </w:r>
-          </w:p>
-        </w:tc>
-        <w:tc>
-          <w:tcPr>
-            <w:tcW w:type="dxa" w:w="1587"/>
-            <w:shd w:val="clear" w:color="auto" w:fill="FFFFFF"/>
-            <w:tcBorders>
-              <w:top w:val="single" w:sz="4" w:space="0" w:color="000000"/>
-              <w:left w:val="single" w:sz="4" w:space="0" w:color="000000"/>
-              <w:bottom w:val="single" w:sz="4" w:space="0" w:color="000000"/>
-              <w:right w:val="single" w:sz="4" w:space="0" w:color="000000"/>
-            </w:tcBorders>
-            <w:vAlign w:val="center"/>
-          </w:tcPr>
-          <w:p>
-            <w:pPr>
-              <w:spacing w:before="40" w:after="40"/>
-              <w:jc w:val="left"/>
-            </w:pPr>
-            <w:r>
-              <w:rPr>
-                <w:rFonts w:ascii="Adani" w:hAnsi="Adani"/>
-                <w:b w:val="0"/>
-                <w:sz w:val="18"/>
-                <w:u w:val="none"/>
-              </w:rPr>
-              <w:t>Director</w:t>
-            </w:r>
-          </w:p>
-        </w:tc>
-        <w:tc>
-          <w:tcPr>
-            <w:tcW w:type="dxa" w:w="1304"/>
-            <w:shd w:val="clear" w:color="auto" w:fill="FFFFFF"/>
-            <w:tcBorders>
-              <w:top w:val="single" w:sz="4" w:space="0" w:color="000000"/>
-              <w:left w:val="single" w:sz="4" w:space="0" w:color="000000"/>
-              <w:bottom w:val="single" w:sz="4" w:space="0" w:color="000000"/>
-              <w:right w:val="single" w:sz="4" w:space="0" w:color="000000"/>
-            </w:tcBorders>
-            <w:vAlign w:val="center"/>
-          </w:tcPr>
-          <w:p>
-            <w:pPr>
-              <w:spacing w:before="40" w:after="40"/>
-              <w:jc w:val="left"/>
-            </w:pPr>
-            <w:r>
-              <w:rPr>
-                <w:rFonts w:ascii="Adani" w:hAnsi="Adani"/>
-                <w:b w:val="0"/>
-                <w:sz w:val="18"/>
-                <w:u w:val="none"/>
-              </w:rPr>
-              <w:t>09/06/2014</w:t>
-            </w:r>
-          </w:p>
-        </w:tc>
-      </w:tr>
-      <w:tr>
-        <w:tc>
-          <w:tcPr>
-            <w:tcW w:type="dxa" w:w="2268"/>
-            <w:shd w:val="clear" w:color="auto" w:fill="FFFFFF"/>
-            <w:tcBorders>
-              <w:top w:val="single" w:sz="4" w:space="0" w:color="000000"/>
-              <w:left w:val="single" w:sz="4" w:space="0" w:color="000000"/>
-              <w:bottom w:val="single" w:sz="4" w:space="0" w:color="000000"/>
-              <w:right w:val="single" w:sz="4" w:space="0" w:color="000000"/>
-            </w:tcBorders>
-            <w:vAlign w:val="center"/>
-          </w:tcPr>
-          <w:p>
-            <w:pPr>
-              <w:spacing w:before="40" w:after="40"/>
-              <w:jc w:val="left"/>
-            </w:pPr>
-            <w:r>
-              <w:rPr>
-                <w:rFonts w:ascii="Adani" w:hAnsi="Adani"/>
-                <w:b w:val="0"/>
-                <w:sz w:val="18"/>
-                <w:u w:val="none"/>
-              </w:rPr>
               <w:t>U01110GJ1995PTC024627</w:t>
             </w:r>
           </w:p>
@@ -7816,120 +4510,6 @@
                 <w:u w:val="none"/>
               </w:rPr>
               <w:t>30/09/2013</w:t>
-            </w:r>
-          </w:p>
-        </w:tc>
-      </w:tr>
-      <w:tr>
-        <w:tc>
-          <w:tcPr>
-            <w:tcW w:type="dxa" w:w="2268"/>
-            <w:shd w:val="clear" w:color="auto" w:fill="FFFFFF"/>
-            <w:tcBorders>
-              <w:top w:val="single" w:sz="4" w:space="0" w:color="000000"/>
-              <w:left w:val="single" w:sz="4" w:space="0" w:color="000000"/>
-              <w:bottom w:val="single" w:sz="4" w:space="0" w:color="000000"/>
-              <w:right w:val="single" w:sz="4" w:space="0" w:color="000000"/>
-            </w:tcBorders>
-            <w:vAlign w:val="center"/>
-          </w:tcPr>
-          <w:p>
-            <w:pPr>
-              <w:spacing w:before="40" w:after="40"/>
-              <w:jc w:val="left"/>
-            </w:pPr>
-            <w:r>
-              <w:rPr>
-                <w:rFonts w:ascii="Adani" w:hAnsi="Adani"/>
-                <w:b w:val="0"/>
-                <w:sz w:val="18"/>
-                <w:u w:val="none"/>
-              </w:rPr>
-              <w:t>U63012GJ2003PLC041919</w:t>
-            </w:r>
-          </w:p>
-        </w:tc>
-        <w:tc>
-          <w:tcPr>
-            <w:tcW w:type="dxa" w:w="4252"/>
-            <w:shd w:val="clear" w:color="auto" w:fill="FFFFFF"/>
-            <w:tcBorders>
-              <w:top w:val="single" w:sz="4" w:space="0" w:color="000000"/>
-              <w:left w:val="single" w:sz="4" w:space="0" w:color="000000"/>
-              <w:bottom w:val="single" w:sz="4" w:space="0" w:color="000000"/>
-              <w:right w:val="single" w:sz="4" w:space="0" w:color="000000"/>
-            </w:tcBorders>
-            <w:vAlign w:val="center"/>
-          </w:tcPr>
-          <w:p>
-            <w:pPr>
-              <w:spacing w:before="40" w:after="40"/>
-              <w:jc w:val="left"/>
-            </w:pPr>
-            <w:r>
-              <w:rPr>
-                <w:rFonts w:ascii="Adani" w:hAnsi="Adani"/>
-                <w:b w:val="0"/>
-                <w:sz w:val="18"/>
-                <w:u w:val="none"/>
-              </w:rPr>
-              <w:t>ADANI PETRONET (DAHEJ) PORT LIMITED</w:t>
-            </w:r>
-          </w:p>
-        </w:tc>
-        <w:tc>
-          <w:tcPr>
-            <w:tcW w:type="dxa" w:w="1587"/>
-            <w:shd w:val="clear" w:color="auto" w:fill="FFFFFF"/>
-            <w:tcBorders>
-              <w:top w:val="single" w:sz="4" w:space="0" w:color="000000"/>
-              <w:left w:val="single" w:sz="4" w:space="0" w:color="000000"/>
-              <w:bottom w:val="single" w:sz="4" w:space="0" w:color="000000"/>
-              <w:right w:val="single" w:sz="4" w:space="0" w:color="000000"/>
-            </w:tcBorders>
-            <w:vAlign w:val="center"/>
-          </w:tcPr>
-          <w:p>
-            <w:pPr>
-              <w:spacing w:before="40" w:after="40"/>
-              <w:jc w:val="left"/>
-            </w:pPr>
-            <w:r>
-              <w:rPr>
-                <w:rFonts w:ascii="Adani" w:hAnsi="Adani"/>
-                <w:b w:val="0"/>
-                <w:sz w:val="18"/>
-                <w:u w:val="none"/>
-              </w:rPr>
-              <w:t>Director</w:t>
-            </w:r>
-          </w:p>
-        </w:tc>
-        <w:tc>
-          <w:tcPr>
-            <w:tcW w:type="dxa" w:w="1304"/>
-            <w:shd w:val="clear" w:color="auto" w:fill="FFFFFF"/>
-            <w:tcBorders>
-              <w:top w:val="single" w:sz="4" w:space="0" w:color="000000"/>
-              <w:left w:val="single" w:sz="4" w:space="0" w:color="000000"/>
-              <w:bottom w:val="single" w:sz="4" w:space="0" w:color="000000"/>
-              <w:right w:val="single" w:sz="4" w:space="0" w:color="000000"/>
-            </w:tcBorders>
-            <w:vAlign w:val="center"/>
-          </w:tcPr>
-          <w:p>
-            <w:pPr>
-              <w:spacing w:before="40" w:after="40"/>
-              <w:jc w:val="left"/>
-            </w:pPr>
-            <w:r>
-              <w:rPr>
-                <w:rFonts w:ascii="Adani" w:hAnsi="Adani"/>
-                <w:b w:val="0"/>
-                <w:sz w:val="18"/>
-                <w:u w:val="none"/>
-              </w:rPr>
-              <w:t>02/05/2011</w:t>
             </w:r>
           </w:p>
         </w:tc>

--- a/Backend/Director_Disclosure/Output_Disclosures/2024-25/ADANI_PETRONET__DAHEJ__PORT_LIMITED/MBP-1/MBP1_KARAN_GAUTAM_ADANI_03088095.docx
+++ b/Backend/Director_Disclosure/Output_Disclosures/2024-25/ADANI_PETRONET__DAHEJ__PORT_LIMITED/MBP-1/MBP1_KARAN_GAUTAM_ADANI_03088095.docx
@@ -1420,7 +1420,7 @@
                 <w:sz w:val="18"/>
                 <w:u w:val="none"/>
               </w:rPr>
-              <w:t>Date:   15th May, 2026</w:t>
+              <w:t>Date:   27th May, 2026</w:t>
             </w:r>
           </w:p>
         </w:tc>
@@ -2457,7 +2457,7 @@
                 <w:sz w:val="18"/>
                 <w:u w:val="none"/>
               </w:rPr>
-              <w:t>Date:   15th May, 2026</w:t>
+              <w:t>Date:   27th May, 2026</w:t>
             </w:r>
           </w:p>
         </w:tc>
@@ -2618,7 +2618,7 @@
           <w:sz w:val="20"/>
           <w:u w:val="none"/>
         </w:rPr>
-        <w:t>15th May, 2026</w:t>
+        <w:t>27th May, 2026</w:t>
       </w:r>
     </w:p>
     <w:p>
